--- a/docs/MIM736_Qualification_Verification_Technical_Report.docx
+++ b/docs/MIM736_Qualification_Verification_Technical_Report.docx
@@ -110,7 +110,7 @@
         <w:jc w:val="center"/>
       </w:pPr>
       <w:r>
-        <w:t>13 September 2026</w:t>
+        <w:t>Updated 14 September 2026</w:t>
       </w:r>
     </w:p>
     <w:p>
@@ -119,7 +119,7 @@
         <w:jc w:val="center"/>
       </w:pPr>
       <w:r>
-        <w:t>Main report approximately 3,400 words</w:t>
+        <w:t>Main report approximately 3,300 words</w:t>
       </w:r>
     </w:p>
     <w:p>
@@ -141,7 +141,7 @@
         <w:rPr>
           <w:sz w:val="20"/>
         </w:rPr>
-        <w:t>Inspected development version e12f7d92e280</w:t>
+        <w:t>Assessed development version 59d32ede40ba</w:t>
       </w:r>
     </w:p>
     <w:p>
@@ -254,7 +254,7 @@
       </w:hyperlink>
       <w:r>
         <w:tab/>
-        <w:t>7</w:t>
+        <w:t>6</w:t>
       </w:r>
     </w:p>
     <w:p>
@@ -334,7 +334,7 @@
       </w:hyperlink>
       <w:r>
         <w:tab/>
-        <w:t>10</w:t>
+        <w:t>11</w:t>
       </w:r>
     </w:p>
     <w:p>
@@ -369,7 +369,7 @@
           <w:rPr>
             <w:color w:val="000000"/>
           </w:rPr>
-          <w:t>Appendix A Inspection and execution evidence</w:t>
+          <w:t>Appendix A Revision and execution evidence</w:t>
         </w:r>
       </w:hyperlink>
       <w:r>
@@ -394,7 +394,7 @@
       </w:hyperlink>
       <w:r>
         <w:tab/>
-        <w:t>15</w:t>
+        <w:t>16</w:t>
       </w:r>
     </w:p>
     <w:p>
@@ -414,7 +414,7 @@
       </w:hyperlink>
       <w:r>
         <w:tab/>
-        <w:t>17</w:t>
+        <w:t>18</w:t>
       </w:r>
     </w:p>
     <w:p>
@@ -422,7 +422,7 @@
         <w:spacing w:before="360"/>
       </w:pPr>
       <w:r>
-        <w:t>The report follows the eight technical-report areas in the assignment. The appendices preserve the inspection baseline, execution evidence, selected requirement checks and implemented data relationships.</w:t>
+        <w:t>This update follows the eight technical-report areas in the assignment. The appendices record changes since the first report, current execution evidence, selected requirement checks and implemented data relationships.</w:t>
       </w:r>
     </w:p>
     <w:p>
@@ -442,12 +442,17 @@
     </w:p>
     <w:p>
       <w:r>
-        <w:t>The Midlands State University Qualification Verification System provides a Django web application and REST API for maintaining qualification records, checking certificate status and recording verification activity. This report evaluates the integrated development version against the MIM736 practical assignment. It explains the implemented architecture, design choices, collaborative workflow and verification evidence, including the security improvements merged during September 2026.</w:t>
+        <w:t>Our Midlands State University Qualification Verification System combines a Django web application and REST API for maintaining qualification records, checking certificate status and recording verification activity. This revised group report assesses develop commit 59d32ede40ba9734057e9d3580de21d205b85bfc on 14 September 2026. It supersedes the report based on e12f7d92e280 and incorporates merged PRs 16, 17 and 18.</w:t>
       </w:r>
     </w:p>
     <w:p>
       <w:r>
-        <w:t>The inspected version passed 25 tests in GitHub Actions and in a separate local run. The workflow also passed Django configuration checks, migration consistency checks and Docker image building. Local statement coverage was 72.35%. The implementation demonstrates the four principal application capabilities, although several acceptance conditions remain incomplete. Automated deployment, continuous coverage reporting, enforced static analysis, complete object permissions and persistent hosted storage require further work. The report therefore presents an evidence-based account of an academic prototype, with a prioritised improvement plan.</w:t>
+        <w:t>PR 17 substantially improves the delivery process. The current GitHub Actions run passed 56 tests on PostgreSQL, achieved 83.19% backend statement coverage, passed configured Ruff checks, verified container health and persistence, and published the tested image to GitHub Container Registry. Production Docker settings now require explicit configuration, use Gunicorn and WhiteNoise, and avoid automatic demonstration accounts. Django has moved to the supported 5.2 LTS series.</w:t>
+      </w:r>
+    </w:p>
+    <w:p>
+      <w:r>
+        <w:t>These results close several earlier DevOps gaps. Functional acceptance remains partial: fresh synthetic-data checks reproduced privileged-role changes, unauthorised document access and inconsistent verification outcomes. The public Vercel deployment also remains separate from the tested Docker delivery. This report records the improvements and outstanding work against the assignment's eight required areas [1].</w:t>
       </w:r>
     </w:p>
     <w:p>
@@ -465,22 +470,22 @@
         <w:pStyle w:val="Heading2"/>
       </w:pPr>
       <w:r>
-        <w:t>Purpose and scope</w:t>
+        <w:t>Operational problem and project scope</w:t>
       </w:r>
     </w:p>
     <w:p>
       <w:r>
-        <w:t>Educational institutions and employers need a dependable means of checking whether a presented qualification corresponds to an authorised institutional record. A certificate image alone cannot communicate subsequent revocation or suspension. Repeated manual enquiries also make it difficult to maintain consistent records of who performed a check and what result was returned. The assignment addresses this problem through a collaborative system that registers qualifications, retrieves records, verifies authenticity and maintains an auditable history [1].</w:t>
+        <w:t>Employers and institutions need a dependable way to check presented qualifications without lengthy manual correspondence or unrestricted disclosure of graduate records. Our application centralises students, qualification definitions and issued certificates. Registry staff maintain records, employers verify credentials and inspect their history, graduates access linked dashboards, and administrators oversee users and reports.</w:t>
       </w:r>
     </w:p>
     <w:p>
       <w:r>
-        <w:t>Our application centralises students, qualification definitions and certificates, then exposes controlled maintenance functions and a public verification interface. Registry staff maintain records; employers check presented credentials and review their own history; graduates have a dashboard linked to their student profile. Administrators oversee users and operational reports. Public verification is deliberately narrower than internal identity search because confirmation of a presented credential does not justify unrestricted access to the graduate register.</w:t>
+        <w:t>Public verification is narrower than internal search. A person presenting a certificate can supply its number or verification code; wider identity searches require registry authority. This boundary reduces disclosure while retaining useful internal retrieval. The four assignment functions are registration, search and retrieval, authenticity verification, and auditable verification history [1].</w:t>
       </w:r>
     </w:p>
     <w:p>
       <w:r>
-        <w:t>The implemented verification decision establishes consistency with the certificate status stored in this application's database. Its reliability consequently depends on authorised issuance, accurate institutional data and controlled changes. It does not independently prove that the original award was legitimate or authenticate an external university's records. Admissions, examination processing, financial transactions and inter-institutional integrations are outside the implemented boundary.</w:t>
+        <w:t>The implemented decision checks the status of a certificate held in this application's database. Its reliability depends on accurate institutional records, controlled issuance and authorised changes. External university validation, admissions, examinations, payments and full transcript processing are outside the implemented scope. A database match alone cannot establish the legitimacy of the original award.</w:t>
       </w:r>
     </w:p>
     <w:p>
@@ -488,17 +493,17 @@
         <w:pStyle w:val="Heading2"/>
       </w:pPr>
       <w:r>
-        <w:t>Inspection method</w:t>
+        <w:t>Method and revision boundary</w:t>
       </w:r>
     </w:p>
     <w:p>
       <w:r>
-        <w:t>The assessment baseline is the upstream repository's develop commit e12f7d92e280e8a8fc7714a67154d69692d906e3, inspected on 13 September 2026 [2]. Source files, templates, models, migrations, tests, deployment configuration, documentation, branches, pull requests, reviews and actual pipeline logs were examined. Additional checks used a separate environment and synthetic database. Production records were not used for behavioural probes.</w:t>
+        <w:t>This update compares the original baseline with the latest integrated develop revision [2]. Inspection covered the source, templates, models, migrations, tests, documentation, Git history, pull requests, review submissions and actual workflow logs. A detached checkout supported fresh checks in an isolated environment with synthetic records. Read-only public checks examined availability and operational URLs.</w:t>
       </w:r>
     </w:p>
     <w:p>
       <w:r>
-        <w:t>Documentation was treated as a statement of intended behaviour until corroborated by code or execution. This distinction matters because several guides still describe an earlier 13-test baseline, while the inspected version contains 25 tests. Evidence and limitations throughout this report refer to the pinned development commit; they do not automatically describe main or the hosted application.</w:t>
+        <w:t>Evidence is attributed to its environment and commit. The successful integration run is 34888206172, created on 14 September at 19:39:16 UTC [5]. The main branch remains at 72dc30903fda; it does not contain the same integrated history. Repository documentation contains dated assessments, so current conclusions use source and execution evidence instead of carrying historical statements forward.</w:t>
       </w:r>
     </w:p>
     <w:p>
@@ -516,27 +521,27 @@
         <w:pStyle w:val="Heading2"/>
       </w:pPr>
       <w:r>
-        <w:t>Functional requirements and stakeholders</w:t>
+        <w:t>Functional requirements</w:t>
       </w:r>
     </w:p>
     <w:p>
       <w:r>
-        <w:t>The four core functions in the brief are implemented through related but distinct workflows. Student registration captures identity and academic details. Qualification registration defines awards. Certificate issuance links an existing student and qualification with an issue date, status and identifiers. Saving a student through the web form does not automatically issue a certificate; issuance currently uses the protected API or appropriately authorised Django administration [2].</w:t>
+        <w:t>Registration separates three operations: creating a student, defining a qualification and issuing a certificate linking the two. Authorised APIs and Django administration support qualification and certificate maintenance. The student web form does not automatically issue a certificate. Database uniqueness protects identity fields and credential identifiers, although complete transactional issuance and duplicate-input acceptance need further testing.</w:t>
       </w:r>
     </w:p>
     <w:p>
       <w:r>
-        <w:t>Search supports exact certificate numbers and verification codes for public callers. Administrators and registrars can additionally search student numbers, National IDs and partial names. Administrative list APIs support search and pagination, with 20 records per page. The verification helper returns the first matching certificate, so ambiguous internal name searches still need a result-selection workflow.</w:t>
+        <w:t>Public lookup accepts exact certificate numbers or verification codes. Administrators and registrars can additionally search student numbers, National IDs and partial names. List APIs provide pagination with 20 records per page. The verification helper returns the first matching certificate, leaving ambiguous internal name searches without the required result-selection workflow.</w:t>
       </w:r>
     </w:p>
     <w:p>
       <w:r>
-        <w:t>Verification maps an active certificate to VERIFIED, a revoked certificate to REVOKED and a suspended certificate to PENDING. A validly structured but unmatched identifier produces INVALID. The API returns HTTP 400 for malformed verification input, 404 for an unmatched lookup and 200 for recognised certificate statuses. Excess requests to the scoped API endpoints return 429. These distinctions allow clients to separate invalid requests, absent records and existing but unacceptable credentials.</w:t>
+        <w:t>The API maps active, revoked and suspended certificates to VERIFIED, REVOKED and PENDING. Malformed input returns HTTP 400; an unmatched, well-formed query returns 404 and INVALID; recognised statuses return 200. Scoped API throttles return 429 when their limits are exceeded. Acceptance must inspect the outcome and disclosed fields, because a 200 response does not necessarily describe a valid credential.</w:t>
       </w:r>
     </w:p>
     <w:p>
       <w:r>
-        <w:t>VerificationLog records processed searches, outcomes, timestamps, the associated certificate, the authenticated verifier when present, network metadata and risk scores. Employers receive history filtered to their own user account and can export it as CSV. Administrative reports aggregate verification activity. AuditLog separately records selected HTTP write requests and their response codes.</w:t>
+        <w:t>VerificationLog stores the processed query, result, time, associated certificate, authenticated verifier when available, network metadata and heuristic risk score. Employer history and CSV exports are filtered to the current user. Administrative reports aggregate activity. AuditLog separately records selected HTTP write requests and response codes.</w:t>
       </w:r>
     </w:p>
     <w:p>
@@ -544,22 +549,17 @@
         <w:pStyle w:val="Heading2"/>
       </w:pPr>
       <w:r>
-        <w:t>Quality requirements and acceptance boundaries</w:t>
+        <w:t>Quality requirements and acceptance</w:t>
       </w:r>
     </w:p>
     <w:p>
       <w:r>
-        <w:t>Security requires server-side permissions, appropriate disclosure, validated inputs and protected administrative operations. Reliability requires consistent certificate decisions and durable history. Maintainability requires modular code, understandable interfaces, repeatable tests and documentation aligned with the source. The brief additionally requires unit and integration tests, coverage reporting, static analysis, coding standards, CI/CD and pipeline execution evidence [1].</w:t>
+        <w:t>Security, reliable decisions, durable records, maintainable modules and usable interfaces support the functional requirements. The brief additionally requires meaningful Git collaboration, CI/CD, automated tests, coverage, static analysis, coding standards and execution evidence. The enforced 80% statement-coverage threshold is a project target; the lecturer does not specify that percentage [1].</w:t>
       </w:r>
     </w:p>
     <w:p>
       <w:r>
-        <w:t>The repository's specification introduces stable FR and NFR identifiers to connect features with implementation and tests. These detailed targets are project decisions: for example, the proposed 80% coverage threshold is not stipulated by the lecturer. Some targets exceed current behaviour. The specification permits multiple certificates per student, whereas the model permits only one. It also reserves privileged-role administration to administrators, while the user-management API currently permits registrars to change roles. Such differences are recorded as outstanding acceptance gaps.</w:t>
-      </w:r>
-    </w:p>
-    <w:p>
-      <w:r>
-        <w:t>Table 1 summarises current coverage of the assignment; Appendix B provides requirement-level evidence.</w:t>
+        <w:t>The specification's FR and NFR identifiers provide traceability, but a stated requirement is not proof of implementation. For example, FR-REG-06 requires multiple certificates per student, while the current relationship permits one. FR-IAM-04 reserves privileged-role changes for administrators, but the registrar API boundary remains incomplete. Appendix B records selected requirement outcomes.</w:t>
       </w:r>
     </w:p>
     <w:tbl>
@@ -692,7 +692,7 @@
                 <w:b w:val="0"/>
                 <w:sz w:val="20"/>
               </w:rPr>
-              <w:t>Models, protected APIs and student form</w:t>
+              <w:t>Models, maintenance APIs and student form</w:t>
             </w:r>
           </w:p>
         </w:tc>
@@ -711,7 +711,7 @@
                 <w:b w:val="0"/>
                 <w:sz w:val="20"/>
               </w:rPr>
-              <w:t>Complete issuance validation and lifecycle tests</w:t>
+              <w:t>Complete issuance, duplicate and lifecycle scenarios</w:t>
             </w:r>
           </w:p>
         </w:tc>
@@ -754,7 +754,7 @@
                 <w:b w:val="0"/>
                 <w:sz w:val="20"/>
               </w:rPr>
-              <w:t>Public identifier lookup and internal search</w:t>
+              <w:t>Public lookup and tested internal privacy controls</w:t>
             </w:r>
           </w:p>
         </w:tc>
@@ -773,7 +773,7 @@
                 <w:b w:val="0"/>
                 <w:sz w:val="20"/>
               </w:rPr>
-              <w:t>Ambiguous names and combined filters</w:t>
+              <w:t>Ambiguous names and combined search parameters</w:t>
             </w:r>
           </w:p>
         </w:tc>
@@ -835,7 +835,7 @@
                 <w:b w:val="0"/>
                 <w:sz w:val="20"/>
               </w:rPr>
-              <w:t>Scanner decoding and consistent status display</w:t>
+              <w:t>Consistent status display and authorised downloads</w:t>
             </w:r>
           </w:p>
         </w:tc>
@@ -878,7 +878,7 @@
                 <w:b w:val="0"/>
                 <w:sz w:val="20"/>
               </w:rPr>
-              <w:t>Verification logs, write-request logs and exports</w:t>
+              <w:t>Verification logs, request logs and filtered exports</w:t>
             </w:r>
           </w:p>
         </w:tc>
@@ -897,7 +897,7 @@
                 <w:b w:val="0"/>
                 <w:sz w:val="20"/>
               </w:rPr>
-              <w:t>Ownership controls and protected history</w:t>
+              <w:t>Domain changes, protected history and retention</w:t>
             </w:r>
           </w:p>
         </w:tc>
@@ -940,7 +940,7 @@
                 <w:b w:val="0"/>
                 <w:sz w:val="20"/>
               </w:rPr>
-              <w:t>Reviewed PRs, 25 tests and Docker build</w:t>
+              <w:t>PostgreSQL tests, quality gates, container checks and GHCR</w:t>
             </w:r>
           </w:p>
         </w:tc>
@@ -959,7 +959,7 @@
                 <w:b w:val="0"/>
                 <w:sz w:val="20"/>
               </w:rPr>
-              <w:t>Continuous delivery and additional quality gates</w:t>
+              <w:t>Required reviews and accessible release verification</w:t>
             </w:r>
           </w:p>
         </w:tc>
@@ -995,17 +995,17 @@
     </w:p>
     <w:p>
       <w:r>
-        <w:t>The system is a modular monolith: Django applications divide responsibilities within one deployable process and one relational database. Browser requests use server-rendered templates, Bootstrap and JavaScript. API clients use Django REST Framework endpoints. Both channels share models, authentication services and the certificate lookup helper. No independently deployed microservices or message broker are present.</w:t>
+        <w:t>The system is a modular monolith: Django applications divide responsibilities inside one deployable application and relational database. Server-rendered templates, Bootstrap and JavaScript provide browser interfaces; Django REST Framework provides API endpoints. Both channels reuse models and the certificate lookup helper. There are no separately deployed microservices or message broker.</w:t>
       </w:r>
     </w:p>
     <w:p>
       <w:r>
-        <w:t>The authentication application extends Django's user model with application roles. The students and qualifications applications manage graduate records, award definitions and certificates. Verification handles lookup, status mapping, logging and report generation. Employers provides organisation records and screening history. Reports supplies dashboards and exports, audit supplies request logging, and ai_fraud supplies deterministic risk scoring. The api application assembles the resource routes.</w:t>
+        <w:t>Authentication extends Django's user model with application roles. Students and qualifications maintain graduate records, award definitions and certificates. Verification performs lookup, status mapping, logging and document generation. Employers supports organisation records and history; reports supplies dashboards and exports; audit records write requests; ai_fraud calculates deterministic risk scores. The api application assembles resource routes [2].</w:t>
       </w:r>
     </w:p>
     <w:p>
       <w:r>
-        <w:t>Middleware processes security, sessions, cross-origin requests, CSRF protection, authentication and audit recording. Web sessions and API tokens identify authenticated callers; explicit permissions restrict administrative resource APIs. Public verification remains accessible without an account. Scoped throttles apply to the API login and verification classes. This arrangement reuses framework capabilities while allowing application-specific access decisions.</w:t>
+        <w:t>Middleware handles security, sessions, cross-origin requests, CSRF protection, authentication and audit recording. Web sessions and API tokens identify callers. Resource permissions restrict registry APIs, while public verification allows anonymous access. The production profile adds WhiteNoise for collected static assets and health endpoints for operational checks.</w:t>
       </w:r>
     </w:p>
     <w:p>
@@ -1053,7 +1053,7 @@
         <w:pStyle w:val="Caption"/>
       </w:pPr>
       <w:r>
-        <w:t>Figure 1 shows the implemented application structure. Domain modules share the ORM and database; the diagram does not imply separately deployed services.</w:t>
+        <w:t>Figure 1 shows the implemented application structure and shared persistence layer. The domain boxes describe code responsibilities within the same application.</w:t>
       </w:r>
     </w:p>
     <w:p>
@@ -1061,22 +1061,22 @@
         <w:pStyle w:val="Heading2"/>
       </w:pPr>
       <w:r>
-        <w:t>Data architecture</w:t>
+        <w:t>Data and deployment architecture</w:t>
       </w:r>
     </w:p>
     <w:p>
       <w:r>
-        <w:t>Seven principal entities organise the data. User can have an optional Student profile and an Employer profile. Certificate has a one-to-one relationship with Student and a many-to-one relationship with Qualification. VerificationLog can reference a Certificate and User; AuditLog can reference a User. Nullable log references preserve the log row when the referenced object is removed. Qualification deletion is protected while certificates reference it [2].</w:t>
+        <w:t>Seven principal entities organise the data. User can have optional Student and Employer profiles. Certificate references one Student through a one-to-one relationship and one Qualification through a foreign key. VerificationLog may reference a Certificate and User; AuditLog may reference a User. Nullable log references preserve rows after referenced records are deleted, while qualification deletion is protected when certificates exist. Appendix C diagrams these relationships.</w:t>
       </w:r>
     </w:p>
     <w:p>
       <w:r>
-        <w:t>Unique constraints protect student numbers, National IDs, qualification codes, certificate numbers and verification codes. Identifier indexes support lookup, and select_related retrieves associated student and qualification objects with the certificate. These are sensible foundations, but the presence of indexes does not demonstrate performance under recruitment-season load. Case-insensitive and substring queries require database-specific measurement.</w:t>
+        <w:t>Unique fields and identifier indexes support retrieval, and select_related fetches associated records with a certificate. These design features require representative query-plan and load measurements before making scalability claims. The one-certificate restriction and record-count numbering constrain future registry use.</w:t>
       </w:r>
     </w:p>
     <w:p>
       <w:r>
-        <w:t>SQLite is the default local database. PostgreSQL is selected through DB_ENGINE and individual DB variables; Docker Compose specifies PostgreSQL 16 with a named data volume. The Vercel entry point exposes Django through WSGI, while its SQLite and media handling can use temporary storage. These configurations describe different operating environments and should not be treated as equally durable. Appendix A records the exact baseline and runtime evidence, and Appendix C shows the model relationships.</w:t>
+        <w:t>SQLite remains the default local database. CI now exercises PostgreSQL 16. The production Compose stack uses separate PostgreSQL and media volumes, a non-root Gunicorn application container and loopback binding for an external HTTPS proxy. Vercel retains its separate entry point and temporary-storage behaviour; successful Docker validation does not establish equivalent Vercel durability.</w:t>
       </w:r>
     </w:p>
     <w:p>
@@ -1099,12 +1099,17 @@
     </w:p>
     <w:p>
       <w:r>
-        <w:t>Python and Django provide an economical fit for a five-person academic project because the framework supplies authentication, an ORM, migrations, administration and template rendering. Django REST Framework adds serializers, resource routing and reusable permission classes. Keeping these functions in one application reduces deployment coordination and simplifies transactions. The trade-off is coupled releases and the need to keep domain responsibilities clear as the code grows.</w:t>
+        <w:t>Python, Django and Django REST Framework provide authentication, validation, ORM persistence, migrations, administration and API routing with limited infrastructure overhead. A monolith suits a five-person academic project by simplifying transactions and deployment coordination. Its trade-off is coupled releases, so module boundaries and shared contracts must remain clear.</w:t>
       </w:r>
     </w:p>
     <w:p>
       <w:r>
-        <w:t>Server-rendered pages avoid maintaining a separate frontend application and duplicate client-side business logic. A REST API still supports external clients and automated integration tests. Bootstrap assists responsive layout, while ReportLab, qrcode and Pillow generate documents and QR images. External frontend assets and generated media introduce deployment dependencies that need explicit checks.</w:t>
+        <w:t>Server-rendered pages avoid a second frontend application, while the REST API supports integration and automated request tests. ReportLab generates PDFs; qrcode and Pillow generate QR images. Templates and JavaScript still need browser-level verification beyond Python coverage.</w:t>
+      </w:r>
+    </w:p>
+    <w:p>
+      <w:r>
+        <w:t>The updated dependency files pin Django 5.2.17, REST Framework 3.18.1 and the runtime and testing packages. Django 5.2 is a supported LTS series [6]. Pinning makes installations more repeatable, but updates still require review and testing. Docker base images and workflow actions use tags, so these declarations do not make every external build input immutable.</w:t>
       </w:r>
     </w:p>
     <w:p>
@@ -1112,22 +1117,22 @@
         <w:pStyle w:val="Heading2"/>
       </w:pPr>
       <w:r>
-        <w:t>Verification and security choices</w:t>
+        <w:t>Security and verification choices</w:t>
       </w:r>
     </w:p>
     <w:p>
       <w:r>
-        <w:t>Public registration is restricted to EMPLOYER and PUBLIC_VERIFIER. Both web and API registration invoke Django password validation, and post-login redirects are checked for safe destinations. These changes reduce reliance on interface controls that a crafted request could bypass. Application roles remain separate from Django's staff, superuser and administration permissions.</w:t>
+        <w:t>Public registration allows EMPLOYER and PUBLIC_VERIFIER only. Web and API registration apply Django password validation, and login redirects are checked for safe destinations. Application roles remain distinct from Django staff and superuser permissions.</w:t>
       </w:r>
     </w:p>
     <w:p>
       <w:r>
-        <w:t>Verification input is trimmed and restricted to non-empty strings of at most 150 characters. The API rejects non-object payloads before extracting a query. The shared helper also guards its inputs, preventing another caller from reintroducing the empty-substring defect. Public lookup accepts exact certificate identifiers, while personal-identifier search requires an administrator or registrar. National IDs are omitted from public API certificate details and masked in supported internal representations and recognised identity-query logs.</w:t>
+        <w:t>Verification accepts trimmed, non-empty strings of at most 150 characters and rejects malformed payload shapes. Public searches exclude personal identifiers; authorised internal responses and recognised National-ID query logs use masking. PR 17 adds committed privacy regression tests for these earlier controls. API verification is limited to 30 requests per minute and login to five; equivalent web routes remain outside these scopes. No shared throttle cache is configured, and client identification and concurrency remain relevant limitations of the framework throttles [8].</w:t>
       </w:r>
     </w:p>
     <w:p>
       <w:r>
-        <w:t>API verification is limited to 30 requests per minute and API login to five. This provides basic usage control, but the web equivalents remain outside those scopes. No shared cache or trusted-proxy configuration is defined. Django REST Framework also documents concurrency and client-identification limitations in its built-in throttles [8]. Stronger abuse protection therefore requires coordinated infrastructure controls.</w:t>
+        <w:t>Production settings require a strong secret, explicit hosts and PostgreSQL connection values. They disable debug mode and unrestricted CORS, secure session and CSRF cookies, and enable HTTPS redirection by default. Proxy-header trust requires an explicit setting. The image uses Gunicorn, collects static assets and applies committed migrations without generating migrations or seeding accounts at startup, consistent with Django's production guidance [7]. These safeguards depend on using the production profile.</w:t>
       </w:r>
     </w:p>
     <w:p>
@@ -1135,17 +1140,17 @@
         <w:pStyle w:val="Heading2"/>
       </w:pPr>
       <w:r>
-        <w:t>Integrity and anomaly scoring</w:t>
+        <w:t>Integrity and optional features</w:t>
       </w:r>
     </w:p>
     <w:p>
       <w:r>
-        <w:t>Certificate numbers are generated from a year, qualification code and record count; verification codes use UUID values. The record-count approach can collide under concurrent creation or deletion and needs replacement. The field called digital_signature_hash contains a SHA-256 digest of selected fields. There is no signing key or verification-time comparison, so it cannot establish cryptographic authenticity.</w:t>
+        <w:t>Certificate numbers combine year, qualification code and record count; verification codes use UUID values. The count-based number can collide under concurrent creation or deletion. The field named digital_signature_hash contains a SHA-256 digest of selected fields, without a signing key or verification-time comparison. It therefore does not establish cryptographic authenticity.</w:t>
       </w:r>
     </w:p>
     <w:p>
       <w:r>
-        <w:t>AIFraudDetector assigns fixed scores for revoked or suspended certificates, repeated requests, invalid identifiers and selected user-agent strings. Scores are capped at 100 and flagged from 40. This is an explainable heuristic, without a trained model, autonomous agent or measured fraud-detection accuracy. QR generation and PDF output are implemented, but automatic browser QR decoding and digitally signed PDFs are not. These distinctions prevent optional features being overstated.</w:t>
+        <w:t>AIFraudDetector uses fixed rules for certificate status, repeated queries, invalid identifiers and selected user agents. Scores are capped at 100 and flagged from 40. This is heuristic scoring without a trained model, autonomous agent or measured detection accuracy. Browser QR decoding, blockchain verification and digitally signed PDFs are not implemented. Generated QR URLs also remain fixed to the Vercel hostname, which needs configuration when promoting Docker to another host.</w:t>
       </w:r>
     </w:p>
     <w:p>
@@ -1163,12 +1168,12 @@
         <w:pStyle w:val="Heading2"/>
       </w:pPr>
       <w:r>
-        <w:t>Collaboration and traceability</w:t>
+        <w:t>Collaboration and integrated changes</w:t>
       </w:r>
     </w:p>
     <w:p>
       <w:r>
-        <w:t>The documented workflow uses main for intended releases, develop for integration and feature, fix or documentation branches for individual changes. Table 2 records assigned responsibilities; these allocations alone do not prove authorship. Substantive diffs, reviews and execution results provide the supporting evidence.</w:t>
+        <w:t>The documented workflow uses main for intended releases, develop for integration, and feature, fix or documentation branches for changes. The responsibility allocation is shown below; individual authorship requires substantive diffs, reviews and each member's contribution evidence.</w:t>
       </w:r>
     </w:p>
     <w:tbl>
@@ -1470,17 +1475,17 @@
     </w:p>
     <w:p>
       <w:r>
-        <w:t>A concrete improvement sequence begins with issue 3 and PR 4, which repaired pytest discovery and introduced Django and migration checks. Issue 5 and PR 6 then restricted public registration and corrected password and redirect handling. Issue 9 and PR 10 addressed false verification matches and malformed input. Issue 11 and PR 12 restricted public search and improved privacy. Issue 13 and PR 14 added API rate limits. PR 15 subsequently added Artwell's individual contribution report. All these pull requests were merged into develop [3].</w:t>
+        <w:t>Earlier corrections connect issue 3 with PR 4 for CI discovery, issue 5 with PR 6 for authentication, issue 9 with PR 10 for input validation, issue 11 with PR 12 for search privacy, and issue 13 with PR 14 for API throttling. PR 15 added an individual report. On 14 September, PR 16 integrated the original technical report, PR 17 introduced quality gates and tested image delivery, and PR 18 updated Mncedisi Artwell Nyathi's contribution report and supporting screenshots [3].</w:t>
       </w:r>
     </w:p>
     <w:p>
       <w:r>
-        <w:t>Independent APPROVED reviews by cleonyabadza were verified for PRs 4 and 6. No submitted review records were returned for PRs 10, 12 and 14; their merge records establish integration but not a formal approval submission. Both main and develop were reported as unprotected. The branches had diverged, with seven commits unique to main and 24 unique to develop. Releasing therefore requires a reviewed integration decision rather than assuming that main contains the inspected fixes.</w:t>
+        <w:t>Independent APPROVED reviews exist for PRs 4 and 6. The current review queries returned no submitted reviews for PRs 16, 17 and 18. Their merge records prove integration, not a submitted peer approval. Both main and develop remain unprotected; their histories contain seven commits unique to main and 31 unique to develop. A release still requires reconciliation and a clearly identified approved revision.</w:t>
       </w:r>
     </w:p>
     <w:p>
       <w:r>
-        <w:t>The repository includes a history-generation script that changes Git identity and creates commits with allow-empty. Inspection found 418 non-merge commits with the same tree as their parent. Their descriptions cannot establish separate implementation achievements. The assessment accordingly relies on content-changing commits and pull-request evidence. Branch synchronisation is documented, but a completed genuine merge-conflict resolution exercise was not verified.</w:t>
+        <w:t>The retained history-generation script can change Git identity and create empty commits. Such entries must not be used as evidence of separate implementation achievements. Meaningful content changes and review records support collaboration claims. A completed genuine merge-conflict resolution was not verified and must not be fabricated for assessment.</w:t>
       </w:r>
     </w:p>
     <w:p>
@@ -1488,22 +1493,40 @@
         <w:pStyle w:val="Heading2"/>
       </w:pPr>
       <w:r>
-        <w:t>Pipeline and delivery</w:t>
+        <w:t>Automated quality and container validation</w:t>
       </w:r>
     </w:p>
     <w:p>
       <w:r>
-        <w:t>GitHub Actions runs on pushes to main, develop and feature branches, and on pull requests targeting main or develop. It installs dependencies under Python 3.13, performs Django system checks, checks for missing migrations and runs pytest. A dependent job builds the Docker image only after these checks succeed. Workflow permissions limit the repository token to read access [4].</w:t>
+        <w:t>GitHub Actions runs on specified branch pushes and pull requests targeting develop or main. Its first job installs pinned dependencies, checks dependency consistency, enforces Ruff E4/E7/E9/F/I rules, runs Django checks, detects migration drift, applies migrations and runs pytest on PostgreSQL. Coverage below 80% blocks further progress. JUnit, coverage and lint outputs are retained [4].</w:t>
       </w:r>
     </w:p>
     <w:p>
       <w:r>
-        <w:t>Run 34738520353 executed against the report's exact baseline on 13 September. Its test job collected 25 tests and passed them in 4.10 seconds; the Docker job also succeeded [5]. This is reproducible integration evidence. The workflow contains no image publication, deployment, rollback, coverage upload, lint enforcement or security scan. Its CI/CD name consequently describes an ambition broader than the implemented automation.</w:t>
+        <w:t>The dependent container job builds a non-root image with the source revision, checks production configuration, starts a disposable PostgreSQL stack and checks liveness, readiness, homepage, CSS and JavaScript. It writes a synthetic database record and media marker, recreates the containers and checks both survive. It also checks that no accounts were automatically seeded. The stack is removed after validation.</w:t>
       </w:r>
     </w:p>
     <w:p>
       <w:r>
-        <w:t>The Docker configuration supplies PostgreSQL persistence for development, but starts Django's development server and seeds known demonstration accounts on startup. A production delivery process should instead publish a versioned image, apply reviewed migrations, deploy with durable storage, verify application health and retain rollback evidence. The landing page responded with HTTP 200 during inspection, but both checked local CSS and JavaScript paths returned 404. The hosted commit was not established, so successful deployment of this baseline remains unverified.</w:t>
+        <w:t>Run 34888206172 passed all three jobs for the assessed commit. Its quality job passed 56 tests in 7.04 seconds with 83.19% coverage. Container checks and persistence checks passed. The production diagnostic output retained warnings W005 and W021 for HSTS subdomain coverage and preload; the command uses an error-level failure policy [5]. This is recorded evidence rather than a warning-free security certification.</w:t>
+      </w:r>
+    </w:p>
+    <w:p>
+      <w:pPr>
+        <w:pStyle w:val="Heading2"/>
+      </w:pPr>
+      <w:r>
+        <w:t>Continuous delivery and operation</w:t>
+      </w:r>
+    </w:p>
+    <w:p>
+      <w:r>
+        <w:t>On successful develop or main push events, the publication job loads the same tested image and pushes commit and branch tags to GHCR. Its release manifest records the image digest and source commit. Only this job receives package-write permission; pull-request jobs retain read-only repository permissions. The observed digest is preserved in Appendix A.</w:t>
+      </w:r>
+    </w:p>
+    <w:p>
+      <w:r>
+        <w:t>This provides continuous delivery of a tested artifact. Promotion to a persistent public service remains an operator step described in docs/CI_CD_DELIVERY.md. The runbook covers configuration, health checks, media serving, backups and rollback, but their documentation does not prove successful live execution. Read-only Vercel checks returned 200 for the landing page and 404 for the checked CSS, JavaScript and both health endpoints. Its deployed commit could not be established.</w:t>
       </w:r>
     </w:p>
     <w:p>
@@ -1521,27 +1544,249 @@
         <w:pStyle w:val="Heading2"/>
       </w:pPr>
       <w:r>
-        <w:t>Executed tests and coverage</w:t>
+        <w:t>Suite and observed results</w:t>
       </w:r>
     </w:p>
     <w:p>
       <w:r>
-        <w:t>The committed suite contains ten authentication tests, fourteen verification tests and one revoked-certificate scoring test. It includes model/helper checks and request-level integration checks using Django and REST Framework test clients. Authentication tests cover login, public-role restrictions, password validation, redirect destinations and throttling. Verification tests cover lookup, malformed payloads, whitespace, unsupported types, length boundaries, parameter aliases and API throttling [2].</w:t>
+        <w:t>The suite now collects 56 cases: ten authentication, fourteen verification, one fraud-rule, seventeen delivery/configuration and fourteen quality-workflow cases. Parameterised functions account for several cases. Coverage includes helper behaviour and request-level integration using Django and REST Framework clients. PostgreSQL migration application and the disposable container stack extend verification beyond the Python suite.</w:t>
       </w:r>
     </w:p>
     <w:p>
       <w:r>
-        <w:t>GitHub executed the suite with Python 3.13.15, Django 5.1.15 and Django REST Framework 3.17.2. A separate local run used Python 3.12.14 with the same Django and REST Framework versions; all 25 tests passed in 10.85 seconds. The runtimes and elapsed times are reported separately because they are different environments, and these durations are not performance benchmarks.</w:t>
+        <w:t>New tests cover public identity-search restrictions, internal masking and logging, PDF result content, employer history isolation, dashboard totals, restricted registry/report access, production configuration and health failures. Fixtures isolate generated media and reset throttle state. Removing nomigrations means committed migrations now participate in test setup. Existing authentication, malformed-input and throttle regressions remain in the suite [2].</w:t>
+      </w:r>
+    </w:p>
+    <w:tbl>
+      <w:tblPr>
+        <w:tblW w:type="auto" w:w="0"/>
+        <w:jc w:val="center"/>
+        <w:tblLayout w:type="fixed"/>
+        <w:tblLook w:firstColumn="1" w:firstRow="1" w:lastColumn="0" w:lastRow="0" w:noHBand="0" w:noVBand="1" w:val="04A0"/>
+        <w:tblBorders>
+          <w:top w:val="single" w:sz="5" w:color="D9D9D9"/>
+          <w:left w:val="single" w:sz="5" w:color="D9D9D9"/>
+          <w:bottom w:val="single" w:sz="5" w:color="D9D9D9"/>
+          <w:right w:val="single" w:sz="5" w:color="D9D9D9"/>
+          <w:insideH w:val="single" w:sz="5" w:color="D9D9D9"/>
+          <w:insideV w:val="single" w:sz="5" w:color="D9D9D9"/>
+        </w:tblBorders>
+        <w:tblCellMar>
+          <w:top w:w="90" w:type="dxa"/>
+          <w:bottom w:w="90" w:type="dxa"/>
+          <w:left w:w="100" w:type="dxa"/>
+          <w:right w:w="100" w:type="dxa"/>
+        </w:tblCellMar>
+      </w:tblPr>
+      <w:tblGrid>
+        <w:gridCol w:w="2304"/>
+        <w:gridCol w:w="4032"/>
+        <w:gridCol w:w="3456"/>
+      </w:tblGrid>
+      <w:tr>
+        <w:trPr>
+          <w:cantSplit/>
+          <w:tblHeader/>
+        </w:trPr>
+        <w:tc>
+          <w:tcPr>
+            <w:tcW w:type="dxa" w:w="2304"/>
+            <w:vAlign w:val="center"/>
+            <w:shd w:fill="D9E2F3"/>
+          </w:tcPr>
+          <w:p>
+            <w:pPr>
+              <w:keepNext/>
+              <w:spacing w:after="20" w:before="20" w:line="250" w:lineRule="auto"/>
+            </w:pPr>
+            <w:r>
+              <w:rPr>
+                <w:b/>
+                <w:sz w:val="20"/>
+              </w:rPr>
+              <w:t>Environment</w:t>
+            </w:r>
+          </w:p>
+        </w:tc>
+        <w:tc>
+          <w:tcPr>
+            <w:tcW w:type="dxa" w:w="4032"/>
+            <w:vAlign w:val="center"/>
+            <w:shd w:fill="D9E2F3"/>
+          </w:tcPr>
+          <w:p>
+            <w:pPr>
+              <w:keepNext/>
+              <w:spacing w:after="20" w:before="20" w:line="250" w:lineRule="auto"/>
+            </w:pPr>
+            <w:r>
+              <w:rPr>
+                <w:b/>
+                <w:sz w:val="20"/>
+              </w:rPr>
+              <w:t>Test outcome</w:t>
+            </w:r>
+          </w:p>
+        </w:tc>
+        <w:tc>
+          <w:tcPr>
+            <w:tcW w:type="dxa" w:w="3456"/>
+            <w:vAlign w:val="center"/>
+            <w:shd w:fill="D9E2F3"/>
+          </w:tcPr>
+          <w:p>
+            <w:pPr>
+              <w:keepNext/>
+              <w:spacing w:after="20" w:before="20" w:line="250" w:lineRule="auto"/>
+            </w:pPr>
+            <w:r>
+              <w:rPr>
+                <w:b/>
+                <w:sz w:val="20"/>
+              </w:rPr>
+              <w:t>Statement coverage</w:t>
+            </w:r>
+          </w:p>
+        </w:tc>
+      </w:tr>
+      <w:tr>
+        <w:trPr>
+          <w:cantSplit/>
+        </w:trPr>
+        <w:tc>
+          <w:tcPr>
+            <w:tcW w:type="dxa" w:w="2304"/>
+            <w:vAlign w:val="center"/>
+            <w:shd w:fill="FFFFFF"/>
+          </w:tcPr>
+          <w:p>
+            <w:pPr>
+              <w:spacing w:after="20" w:before="20" w:line="250" w:lineRule="auto"/>
+            </w:pPr>
+            <w:r>
+              <w:rPr>
+                <w:b w:val="0"/>
+                <w:sz w:val="20"/>
+              </w:rPr>
+              <w:t>GitHub, Python 3.13.15 and PostgreSQL 16</w:t>
+            </w:r>
+          </w:p>
+        </w:tc>
+        <w:tc>
+          <w:tcPr>
+            <w:tcW w:type="dxa" w:w="4032"/>
+            <w:vAlign w:val="center"/>
+            <w:shd w:fill="FFFFFF"/>
+          </w:tcPr>
+          <w:p>
+            <w:pPr>
+              <w:spacing w:after="20" w:before="20" w:line="250" w:lineRule="auto"/>
+            </w:pPr>
+            <w:r>
+              <w:rPr>
+                <w:b w:val="0"/>
+                <w:sz w:val="20"/>
+              </w:rPr>
+              <w:t>56 passed in 7.04 seconds</w:t>
+            </w:r>
+          </w:p>
+        </w:tc>
+        <w:tc>
+          <w:tcPr>
+            <w:tcW w:type="dxa" w:w="3456"/>
+            <w:vAlign w:val="center"/>
+            <w:shd w:fill="FFFFFF"/>
+          </w:tcPr>
+          <w:p>
+            <w:pPr>
+              <w:spacing w:after="20" w:before="20" w:line="250" w:lineRule="auto"/>
+            </w:pPr>
+            <w:r>
+              <w:rPr>
+                <w:b w:val="0"/>
+                <w:sz w:val="20"/>
+              </w:rPr>
+              <w:t>876 of 1053 statements, 83.19%</w:t>
+            </w:r>
+          </w:p>
+        </w:tc>
+      </w:tr>
+      <w:tr>
+        <w:trPr>
+          <w:cantSplit/>
+        </w:trPr>
+        <w:tc>
+          <w:tcPr>
+            <w:tcW w:type="dxa" w:w="2304"/>
+            <w:vAlign w:val="center"/>
+            <w:shd w:fill="F5F5F5"/>
+          </w:tcPr>
+          <w:p>
+            <w:pPr>
+              <w:spacing w:after="20" w:before="20" w:line="250" w:lineRule="auto"/>
+            </w:pPr>
+            <w:r>
+              <w:rPr>
+                <w:b w:val="0"/>
+                <w:sz w:val="20"/>
+              </w:rPr>
+              <w:t>Fresh local check, Python 3.12.14 and SQLite</w:t>
+            </w:r>
+          </w:p>
+        </w:tc>
+        <w:tc>
+          <w:tcPr>
+            <w:tcW w:type="dxa" w:w="4032"/>
+            <w:vAlign w:val="center"/>
+            <w:shd w:fill="F5F5F5"/>
+          </w:tcPr>
+          <w:p>
+            <w:pPr>
+              <w:spacing w:after="20" w:before="20" w:line="250" w:lineRule="auto"/>
+            </w:pPr>
+            <w:r>
+              <w:rPr>
+                <w:b w:val="0"/>
+                <w:sz w:val="20"/>
+              </w:rPr>
+              <w:t>56 passed in 12.28 seconds</w:t>
+            </w:r>
+          </w:p>
+        </w:tc>
+        <w:tc>
+          <w:tcPr>
+            <w:tcW w:type="dxa" w:w="3456"/>
+            <w:vAlign w:val="center"/>
+            <w:shd w:fill="F5F5F5"/>
+          </w:tcPr>
+          <w:p>
+            <w:pPr>
+              <w:spacing w:after="20" w:before="20" w:line="250" w:lineRule="auto"/>
+            </w:pPr>
+            <w:r>
+              <w:rPr>
+                <w:b w:val="0"/>
+                <w:sz w:val="20"/>
+              </w:rPr>
+              <w:t>881 of 1053 statements, 83.67%</w:t>
+            </w:r>
+          </w:p>
+        </w:tc>
+      </w:tr>
+    </w:tbl>
+    <w:p>
+      <w:pPr>
+        <w:spacing w:after="80" w:before="0" w:line="240" w:lineRule="auto"/>
+      </w:pPr>
+      <w:r>
+        <w:rPr>
+          <w:sz w:val="4"/>
+        </w:rPr>
       </w:r>
     </w:p>
     <w:p>
       <w:r>
-        <w:t>Review-only coverage instrumentation measured 730 covered statements out of 1,009 reported statements, or 72.35%. Verification views reached approximately 82%, authentication views 75%, student views 38%, reporting views 36% and verification utilities 39%. These figures show that passing tests leave substantial behaviour unexercised. The measurement concerns discovered backend Python statements, excludes frontend behaviour, and is not an existing CI gate.</w:t>
-      </w:r>
-    </w:p>
-    <w:p>
-      <w:r>
-        <w:t>Normal Django checks passed and no missing migrations were detected. Because pytest uses nomigrations, a separate synthetic SQLite database was created and committed migrations were applied successfully. This adds migration-execution evidence without claiming PostgreSQL integration testing. Default deployment checks reported six security warnings; they examined repository settings rather than the unknown hosted configuration.</w:t>
+        <w:t>Both environments used Django 5.2.17, REST Framework 3.18.1, pytest 9.1.1 and coverage 7.16.1. Different configuration paths explain why coverage must be reported per environment. The timings are execution observations, not performance benchmarks. The original 72.35% local measurement used an earlier source tree and coverage scope, so it is not a controlled like-for-like comparison.</w:t>
       </w:r>
     </w:p>
     <w:p>
@@ -1549,17 +1794,22 @@
         <w:pStyle w:val="Heading2"/>
       </w:pPr>
       <w:r>
-        <w:t>Static analysis and further testing</w:t>
+        <w:t>Scope and remaining tests</w:t>
       </w:r>
     </w:p>
     <w:p>
       <w:r>
-        <w:t>A local Ruff 0.16.7 inspection, isolated from inherited configuration and selecting E4, E7, E9, F and I rules, reported 70 diagnostics: 49 import-order findings, 20 unused imports and one import-placement finding. This is a reproducible static-analysis result, not evidence that coding standards currently pass. No source was automatically changed. Continuous enforcement should follow an agreed configuration and reviewed cleanup.</w:t>
+        <w:t>Coverage measures backend Python statements and excludes migrations; migrations are instead executed. It does not measure template behaviour, JavaScript, branch coverage, user experience or load capacity. CI reports 100% statement coverage for production settings and health modules, but only 60.00% for student views and 74.55% for authentication views. Even executed lines can contain incorrect permissions or business rules.</w:t>
       </w:r>
     </w:p>
     <w:p>
       <w:r>
-        <w:t>Additional synthetic-data probes checked privacy, status presentation, permissions, PDF access and audit creation. These observations are separate from the 25 committed tests and are tabulated in Appendix B. They identify missing regression cases, particularly suspended-status rendering, registrar role changes, report ownership and student/certificate lifecycle consistency. Subsequent testing should also cover issuance, duplicate identifiers, employer isolation, PDF generation, PostgreSQL migrations and browser workflows. Load, accessibility, backup and restore testing remain unverified.</w:t>
+        <w:t>Ruff passed the selected rules in CI and returned zero diagnostics locally. Dependency consistency, Django system checks and migration-drift checks also passed. This establishes the configured checks, not complete PEP 8 compliance, dependency vulnerability scanning or penetration-test acceptance.</w:t>
+      </w:r>
+    </w:p>
+    <w:p>
+      <w:r>
+        <w:t>Fresh probes on a separate migrated SQLite database reproduced the earlier role-escalation, PDF-access, certificate-page access and lifecycle defects. Suspended certificates still appear as PENDING in the API but INVALID in the web presentation. These observations are separate from the 56 committed cases. Regression assertions for these defects, full issuance, concurrent numbering, browser workflows and backup/restore remain priorities. No load or accessibility test result is claimed.</w:t>
       </w:r>
     </w:p>
     <w:p>
@@ -1577,22 +1827,22 @@
         <w:pStyle w:val="Heading2"/>
       </w:pPr>
       <w:r>
-        <w:t>Evidence from requirement to outcome</w:t>
+        <w:t>Requirements and observable outcomes</w:t>
       </w:r>
     </w:p>
     <w:p>
       <w:r>
-        <w:t>Verification connects each requirement to a concrete observable result. For public-search privacy, the code limits lookup identifiers, local probes demonstrate that identity searches return no certificate details, and future committed tests should preserve that boundary. For input validation, issue 9 describes the defect, PR 10 contains the correction, named regression tests reject the problematic requests and the current pipeline executes those tests. This provides a stronger chain than a requirement marked complete without execution evidence.</w:t>
+        <w:t>Our verification approach links a requirement to implementation, a named test or probe, and a recorded result at the same revision. For FR-SRCH-08, public exact-identifier lookup is implemented and the new quality-workflow tests reject identity-based searches without certificate disclosure. For FR-SRCH-11, issue 9, PR 10 and malformed-input regressions connect the defect, correction and continuing execution evidence. Appendix B gives representative mappings.</w:t>
       </w:r>
     </w:p>
     <w:p>
       <w:r>
-        <w:t>Acceptance must examine returned data and side effects as well as HTTP status. A 200 response can represent a revoked or suspended certificate, and an apparently successful PDF response can reveal an authorisation defect. Likewise, a processed verification should create an appropriate VerificationLog, whereas malformed input should fail before a successful verification decision. Audit records should identify actions and outcomes without retaining unnecessary personal identifiers.</w:t>
+        <w:t>Acceptance checks returned fields and side effects as well as response codes. A PDF containing correctly masked data can still be disclosed to the wrong requester. A verification log can be created even when the underlying decision is inconsistent. Consequently, PDF-content tests and employer export isolation do not close PDF-download authorisation, and statement coverage does not close lifecycle correctness.</w:t>
       </w:r>
     </w:p>
     <w:p>
       <w:r>
-        <w:t>Quality gates currently stop Docker building when system checks, migration consistency or pytest fail. They do not enforce complete requirements coverage, code review, coding standards, security acceptance or deployment validation. The proposed verification process would add continuous coverage reports, static analysis, database integration tests and retained reports to the existing checks. Its final gate would compare the deployed version with the approved commit and exercise critical workflows against synthetic data.</w:t>
+        <w:t>The pipeline now blocks delivery on failed tests, insufficient coverage, lint findings and container-validation failures. Formal peer approval is not enforced by branch protection. Complete release acceptance must also demonstrate correct critical workflows, a deployed revision matching the approved image, stable storage and recovery procedures. These remaining checks should use synthetic records and preserve evidence without private identifiers.</w:t>
       </w:r>
     </w:p>
     <w:p>
@@ -1605,12 +1855,12 @@
     </w:p>
     <w:p>
       <w:r>
-        <w:t>Appendix A records pipeline identifiers, job outcomes, commands and environment differences. Appendix B links selected requirement identifiers to implementation and observed behaviour. Source links use the pinned commit, while pull-request and workflow links provide independent historical records. Proposed tests and unresolved requirements remain labelled accordingly.</w:t>
+        <w:t>Appendix A records commits, runs, job identifiers, digest, environment details and selected log messages. Quality and deployment artifacts have 14-day retention; the release manifest has 90-day retention. The temporary tested-image transfer artifact lasts one day. Evidence needed for marking should be retained before expiry, with its source revision and outcome.</w:t>
       </w:r>
     </w:p>
     <w:p>
       <w:r>
-        <w:t>The current evidence supports implemented functionality and selected controls, but it does not establish comprehensive acceptance. The team should complete the outstanding checks before describing the system as production-ready. The technical report complements the repository documentation and individual contribution reports; the required demonstration and viva should show the same assessed version and explain any remaining limitations [1].</w:t>
+        <w:t>The older requirements matrix and testing plan carry historical statements and now point to the delivery runbook. Their detailed statuses still need consolidation against the current release. This report's current findings supersede its earlier assessment, while the technical report, individual reports and required 10–15-minute demonstration should all identify the same assessed version [1].</w:t>
       </w:r>
     </w:p>
     <w:p>
@@ -1628,17 +1878,17 @@
         <w:pStyle w:val="Heading2"/>
       </w:pPr>
       <w:r>
-        <w:t>Achievements and lessons</w:t>
+        <w:t>Achievements and engineering lessons</w:t>
       </w:r>
     </w:p>
     <w:p>
       <w:r>
-        <w:t>The prototype combines registry maintenance, certificate lookup, public verification, employer history and administrative reporting within a consistent application. Shared models and serializers reduce repeated data handling, while database constraints and automated checks provide a foundation for reliable changes. The September remediation work demonstrates how observed defects can become issues, focused changes and regression tests. The repaired pipeline now provides a working integration check and a verified container build.</w:t>
+        <w:t>The application demonstrates the four core workflows through a shared model, web interface and API. September patches improved authentication, validation, public-search privacy and basic API rate control. PR 17 adds repeatable PostgreSQL integration, continuous quality checks, production configuration tests, container persistence checks and delivery of the tested image. Earlier findings that coverage, static analysis, production serving and image publication were absent are therefore superseded for this revision.</w:t>
       </w:r>
     </w:p>
     <w:p>
       <w:r>
-        <w:t>The main engineering lesson is that implementation, documentation and evidence must progress together. An implemented privacy change without committed regression tests remains vulnerable to reversal. A passing build without deployment does not establish service availability. An extensive commit history without corresponding file changes does not demonstrate collaboration. The most useful evidence connects a specific requirement, a meaningful change, a review and a reproducible result.</w:t>
+        <w:t>The strongest improvement is the connection between source revision, tests, deployed CI container and published digest. This makes a delivery claim independently checkable. Privacy tests also preserve earlier fixes that previously relied mainly on inspection evidence. The remaining defects show why test selection matters as much as test count: a green pipeline can coexist with a missing negative permission case.</w:t>
       </w:r>
     </w:p>
     <w:p>
@@ -1646,32 +1896,32 @@
         <w:pStyle w:val="Heading2"/>
       </w:pPr>
       <w:r>
-        <w:t>Remaining limitations and priorities</w:t>
+        <w:t>Outstanding risks and next priorities</w:t>
       </w:r>
     </w:p>
     <w:p>
       <w:r>
-        <w:t>Access control requires the highest priority. A synthetic registrar changed its own role to ADMINISTRATOR through the user API. An anonymous client downloaded an employer's verification PDF, and an unrelated public-verifier account opened another student's certificate page. These results require administrator-only role management and ownership or narrowly scoped sharing checks for certificate and report access. Employer approval flags also exist without consistently governing employer functionality.</w:t>
+        <w:t>Access control remains the highest priority. A synthetic registrar changed its own role to ADMINISTRATOR. An anonymous client downloaded an employer's verification PDF, and an unrelated public-verifier account opened another student's certificate page. Role changes need administrator-only enforcement; document views need explicit ownership or narrowly scoped sharing rules. Employer approval flags also require consistent enforcement.</w:t>
       </w:r>
     </w:p>
     <w:p>
       <w:r>
-        <w:t>Verification consistency needs correction. An active certificate linked to a revoked student still returned VERIFIED. A suspended certificate returned PENDING from the API but displayed INVALID in the web template. The verified-result template also labels its risk score Safe regardless of the score. A shared decision and presentation contract should reconcile lifecycle rules and display outcomes accurately. Certificate numbering, ambiguous internal searches and support for multiple awards require corresponding model and workflow improvements.</w:t>
+        <w:t>Verification needs a shared decision and presentation contract. A revoked student with an active certificate still returned VERIFIED, and suspended certificates were mislabelled on the web page. The verified-result template also labels its risk score Safe without adapting that label to the score. Multiple awards per student, unambiguous name selection and collision-resistant issuance remain necessary registry improvements.</w:t>
       </w:r>
     </w:p>
     <w:p>
       <w:r>
-        <w:t>History and integrity controls are incomplete. Audit middleware records request metadata rather than before-and-after domain changes. Logs have no enforced immutability or external archival, and regenerated historical PDFs combine an old result with current record details. Signed records or independently protected snapshots would require additional design. Current digest and tamper-evident labels should be corrected to match the implementation.</w:t>
+        <w:t>Audit middleware records requests and response codes rather than complete before-and-after domain changes. Logs lack enforced immutability and external archival. Historical PDFs combine a stored result with current certificate details. Retention, protected snapshots and integrity verification therefore need explicit design and tests before stronger audit or signature claims are made.</w:t>
       </w:r>
     </w:p>
     <w:p>
       <w:r>
-        <w:t>Deployment work must address durable storage, static files, safe secrets, host and cross-origin restrictions, secure cookies and environment-specific settings. The dependency range excludes Django 5.2 and later; the installed Django 5.1 series is unsupported according to the framework's published schedule [6]. A tested upgrade is necessary. Django's deployment guidance also requires appropriate production serving and security configuration [7]. These changes should be validated before public use beyond a controlled demonstration.</w:t>
+        <w:t>Operational progress is substantial, but public deployment remains unfinished evidence. The tested Docker stack does not update Vercel, QR links still point there, and production media serving requires the documented proxy arrangement. Live promotion, backup/restore, rollback and browser acceptance have not been demonstrated. The piped production-check command should also explicitly preserve the check's failure status; its final tee command can otherwise obscure an upstream failure under the configured shell.</w:t>
       </w:r>
     </w:p>
     <w:p>
       <w:r>
-        <w:t>The next delivery cycle should first close authorisation and incorrect-result defects, then add their regression tests. It should subsequently implement continuous quality checks, persistent deployment and release verification. Documentation and the requirements matrix should be refreshed against that release. Advanced AI or blockchain work should follow these core acceptance needs. The inspected system provides a useful academic implementation and concrete DevOps learning evidence; its remaining limitations define a specific, testable path to a dependable service.</w:t>
+        <w:t>The next cycle should close the reproduced permission and outcome defects with regression tests, reconcile the release branch, enforce agreed reviews and verify a persistent accessible deployment. Current requirement statuses and team evidence should then be aligned with that release. The prototype now has credible continuous-delivery evidence, while the remaining acceptance work is specific and testable.</w:t>
       </w:r>
     </w:p>
     <w:p>
@@ -1704,7 +1954,7 @@
         <w:rPr>
           <w:sz w:val="21"/>
         </w:rPr>
-        <w:t xml:space="preserve">[2] MSU QVS project team. 2026. Qualification Verification System source and documentation. Develop snapshot e12f7d92e280e8a8fc7714a67154d69692d906e3. </w:t>
+        <w:t xml:space="preserve">[2] MSU QVS project team. 2026. Qualification Verification System source and documentation. Develop snapshot 59d32ede40ba9734057e9d3580de21d205b85bfc. </w:t>
       </w:r>
       <w:hyperlink r:id="rId12">
         <w:r>
@@ -1729,7 +1979,7 @@
         <w:rPr>
           <w:sz w:val="21"/>
         </w:rPr>
-        <w:t xml:space="preserve">[3] MSU QVS project team. 2026. Pull requests and review records. PRs 4, 6, 10, 12, 14 and 15; individual links are listed in Appendix A. </w:t>
+        <w:t xml:space="preserve">[3] MSU QVS project team. 2026. Pull requests, issues and review records. PRs 4, 6, 10, 12, 14, 15, 16, 17 and 18; selected links in Appendix A. </w:t>
       </w:r>
       <w:hyperlink r:id="rId13">
         <w:r>
@@ -1754,7 +2004,7 @@
         <w:rPr>
           <w:sz w:val="21"/>
         </w:rPr>
-        <w:t xml:space="preserve">[4] MSU QVS project team. 2026. GitHub Actions workflow. </w:t>
+        <w:t xml:space="preserve">[4] MSU QVS project team. 2026. GitHub Actions workflow and delivery runbook at the assessed commit. </w:t>
       </w:r>
       <w:hyperlink r:id="rId14">
         <w:r>
@@ -1762,7 +2012,22 @@
             <w:color w:val="000000"/>
             <w:u w:val="single"/>
           </w:rPr>
-          <w:t>Pinned workflow source</w:t>
+          <w:t>Pinned GitHub Actions workflow</w:t>
+        </w:r>
+      </w:hyperlink>
+      <w:r>
+        <w:rPr>
+          <w:sz w:val="21"/>
+        </w:rPr>
+        <w:t xml:space="preserve"> ; </w:t>
+      </w:r>
+      <w:hyperlink r:id="rId15">
+        <w:r>
+          <w:rPr>
+            <w:color w:val="000000"/>
+            <w:u w:val="single"/>
+          </w:rPr>
+          <w:t>CI and CD delivery runbook</w:t>
         </w:r>
       </w:hyperlink>
       <w:r>
@@ -1779,15 +2044,15 @@
         <w:rPr>
           <w:sz w:val="21"/>
         </w:rPr>
-        <w:t xml:space="preserve">[5] GitHub Actions. 2026. MSU QVS pipeline run 34738520353, 13 September 2026. Test job 103674107626 and Docker job 103674149351. </w:t>
+        <w:t xml:space="preserve">[5] GitHub Actions. 2026. MSU QVS pipeline run 34888206172, 14 September 2026. Quality, container and GHCR publication jobs. </w:t>
       </w:r>
-      <w:hyperlink r:id="rId15">
+      <w:hyperlink r:id="rId16">
         <w:r>
           <w:rPr>
             <w:color w:val="000000"/>
             <w:u w:val="single"/>
           </w:rPr>
-          <w:t>GitHub workflow run 34738520353</w:t>
+          <w:t>GitHub workflow run 34888206172</w:t>
         </w:r>
       </w:hyperlink>
       <w:r>
@@ -1806,7 +2071,7 @@
         </w:rPr>
         <w:t xml:space="preserve">[6] Django Software Foundation. n.d. Download Django and supported versions. </w:t>
       </w:r>
-      <w:hyperlink r:id="rId16">
+      <w:hyperlink r:id="rId17">
         <w:r>
           <w:rPr>
             <w:color w:val="000000"/>
@@ -1829,9 +2094,9 @@
         <w:rPr>
           <w:sz w:val="21"/>
         </w:rPr>
-        <w:t xml:space="preserve">[7] Django Software Foundation. n.d. Deployment checklist, Django 5.1 documentation. </w:t>
+        <w:t xml:space="preserve">[7] Django Software Foundation. n.d. Deployment checklist, Django 5.2 documentation. </w:t>
       </w:r>
-      <w:hyperlink r:id="rId17">
+      <w:hyperlink r:id="rId18">
         <w:r>
           <w:rPr>
             <w:color w:val="000000"/>
@@ -1856,7 +2121,7 @@
         </w:rPr>
         <w:t xml:space="preserve">[8] Django REST Framework. n.d. Throttling. </w:t>
       </w:r>
-      <w:hyperlink r:id="rId18">
+      <w:hyperlink r:id="rId19">
         <w:r>
           <w:rPr>
             <w:color w:val="000000"/>
@@ -1873,7 +2138,7 @@
     </w:p>
     <w:p>
       <w:r>
-        <w:t>All online sources and repository records were accessed on 13 September 2026. Local execution results in the appendices were produced during this inspection and are distinguished from GitHub-hosted evidence.</w:t>
+        <w:t>Current source, workflow and web evidence were inspected on 14 September 2026. Earlier review approvals remain historical records. Local execution observations were produced for this update; they are distinguished from GitHub-hosted results.</w:t>
       </w:r>
     </w:p>
     <w:p>
@@ -1883,7 +2148,7 @@
         <w:pageBreakBefore/>
       </w:pPr>
       <w:r>
-        <w:t>Appendix A Inspection and execution evidence</w:t>
+        <w:t>Appendix A Revision and execution evidence</w:t>
       </w:r>
       <w:bookmarkEnd w:id="11"/>
     </w:p>
@@ -1892,7 +2157,7 @@
         <w:pStyle w:val="Heading2"/>
       </w:pPr>
       <w:r>
-        <w:t>Repository identification</w:t>
+        <w:t>Assessment baseline</w:t>
       </w:r>
     </w:p>
     <w:p>
@@ -1903,9 +2168,9 @@
         <w:rPr>
           <w:sz w:val="21"/>
         </w:rPr>
-        <w:t xml:space="preserve">Upstream repository: </w:t>
+        <w:t xml:space="preserve">Repository: </w:t>
       </w:r>
-      <w:hyperlink r:id="rId19">
+      <w:hyperlink r:id="rId20">
         <w:r>
           <w:rPr>
             <w:color w:val="000000"/>
@@ -1928,7 +2193,18 @@
         <w:rPr>
           <w:sz w:val="21"/>
         </w:rPr>
-        <w:t>Inspected develop commit: e12f7d92e280e8a8fc7714a67154d69692d906e3</w:t>
+        <w:t>Current develop commit: 59d32ede40ba9734057e9d3580de21d205b85bfc</w:t>
+      </w:r>
+    </w:p>
+    <w:p>
+      <w:pPr>
+        <w:spacing w:line="257" w:lineRule="auto" w:after="100"/>
+      </w:pPr>
+      <w:r>
+        <w:rPr>
+          <w:sz w:val="21"/>
+        </w:rPr>
+        <w:t>Previous report baseline: e12f7d92e280e8a8fc7714a67154d69692d906e3</w:t>
       </w:r>
     </w:p>
     <w:p>
@@ -1950,7 +2226,544 @@
         <w:rPr>
           <w:sz w:val="21"/>
         </w:rPr>
-        <w:t>The detached checkout remained unchanged. The main...develop comparison returned seven commits unique to main and 24 unique to develop. Both branches were reported as unprotected. Integration and deployment status were assessed separately.</w:t>
+        <w:t>Inspection used an unchanged detached checkout. The main...develop comparison returned 7 commits unique to main and 31 unique to develop. Both branches were reported as unprotected. The comparison from the original report baseline spans 74 changed files, including documentation and evidence files; many Python changes are import cleanup rather than new features.</w:t>
+      </w:r>
+    </w:p>
+    <w:tbl>
+      <w:tblPr>
+        <w:tblW w:type="auto" w:w="0"/>
+        <w:jc w:val="center"/>
+        <w:tblLayout w:type="fixed"/>
+        <w:tblLook w:firstColumn="1" w:firstRow="1" w:lastColumn="0" w:lastRow="0" w:noHBand="0" w:noVBand="1" w:val="04A0"/>
+        <w:tblBorders>
+          <w:top w:val="single" w:sz="5" w:color="D9D9D9"/>
+          <w:left w:val="single" w:sz="5" w:color="D9D9D9"/>
+          <w:bottom w:val="single" w:sz="5" w:color="D9D9D9"/>
+          <w:right w:val="single" w:sz="5" w:color="D9D9D9"/>
+          <w:insideH w:val="single" w:sz="5" w:color="D9D9D9"/>
+          <w:insideV w:val="single" w:sz="5" w:color="D9D9D9"/>
+        </w:tblBorders>
+        <w:tblCellMar>
+          <w:top w:w="90" w:type="dxa"/>
+          <w:bottom w:w="90" w:type="dxa"/>
+          <w:left w:w="100" w:type="dxa"/>
+          <w:right w:w="100" w:type="dxa"/>
+        </w:tblCellMar>
+      </w:tblPr>
+      <w:tblGrid>
+        <w:gridCol w:w="2304"/>
+        <w:gridCol w:w="4032"/>
+        <w:gridCol w:w="3456"/>
+      </w:tblGrid>
+      <w:tr>
+        <w:trPr>
+          <w:cantSplit/>
+          <w:tblHeader/>
+        </w:trPr>
+        <w:tc>
+          <w:tcPr>
+            <w:tcW w:type="dxa" w:w="2304"/>
+            <w:vAlign w:val="center"/>
+            <w:shd w:fill="D9E2F3"/>
+          </w:tcPr>
+          <w:p>
+            <w:pPr>
+              <w:keepNext/>
+              <w:spacing w:after="20" w:before="20" w:line="250" w:lineRule="auto"/>
+            </w:pPr>
+            <w:r>
+              <w:rPr>
+                <w:b/>
+                <w:sz w:val="20"/>
+              </w:rPr>
+              <w:t>Area</w:t>
+            </w:r>
+          </w:p>
+        </w:tc>
+        <w:tc>
+          <w:tcPr>
+            <w:tcW w:type="dxa" w:w="4032"/>
+            <w:vAlign w:val="center"/>
+            <w:shd w:fill="D9E2F3"/>
+          </w:tcPr>
+          <w:p>
+            <w:pPr>
+              <w:keepNext/>
+              <w:spacing w:after="20" w:before="20" w:line="250" w:lineRule="auto"/>
+            </w:pPr>
+            <w:r>
+              <w:rPr>
+                <w:b/>
+                <w:sz w:val="20"/>
+              </w:rPr>
+              <w:t>Earlier assessment</w:t>
+            </w:r>
+          </w:p>
+        </w:tc>
+        <w:tc>
+          <w:tcPr>
+            <w:tcW w:type="dxa" w:w="3456"/>
+            <w:vAlign w:val="center"/>
+            <w:shd w:fill="D9E2F3"/>
+          </w:tcPr>
+          <w:p>
+            <w:pPr>
+              <w:keepNext/>
+              <w:spacing w:after="20" w:before="20" w:line="250" w:lineRule="auto"/>
+            </w:pPr>
+            <w:r>
+              <w:rPr>
+                <w:b/>
+                <w:sz w:val="20"/>
+              </w:rPr>
+              <w:t>Current assessed revision</w:t>
+            </w:r>
+          </w:p>
+        </w:tc>
+      </w:tr>
+      <w:tr>
+        <w:trPr>
+          <w:cantSplit/>
+        </w:trPr>
+        <w:tc>
+          <w:tcPr>
+            <w:tcW w:type="dxa" w:w="2304"/>
+            <w:vAlign w:val="center"/>
+            <w:shd w:fill="FFFFFF"/>
+          </w:tcPr>
+          <w:p>
+            <w:pPr>
+              <w:spacing w:after="20" w:before="20" w:line="250" w:lineRule="auto"/>
+            </w:pPr>
+            <w:r>
+              <w:rPr>
+                <w:b w:val="0"/>
+                <w:sz w:val="20"/>
+              </w:rPr>
+              <w:t>Framework</w:t>
+            </w:r>
+          </w:p>
+        </w:tc>
+        <w:tc>
+          <w:tcPr>
+            <w:tcW w:type="dxa" w:w="4032"/>
+            <w:vAlign w:val="center"/>
+            <w:shd w:fill="FFFFFF"/>
+          </w:tcPr>
+          <w:p>
+            <w:pPr>
+              <w:spacing w:after="20" w:before="20" w:line="250" w:lineRule="auto"/>
+            </w:pPr>
+            <w:r>
+              <w:rPr>
+                <w:b w:val="0"/>
+                <w:sz w:val="20"/>
+              </w:rPr>
+              <w:t>Django 5.1.15</w:t>
+            </w:r>
+          </w:p>
+        </w:tc>
+        <w:tc>
+          <w:tcPr>
+            <w:tcW w:type="dxa" w:w="3456"/>
+            <w:vAlign w:val="center"/>
+            <w:shd w:fill="FFFFFF"/>
+          </w:tcPr>
+          <w:p>
+            <w:pPr>
+              <w:spacing w:after="20" w:before="20" w:line="250" w:lineRule="auto"/>
+            </w:pPr>
+            <w:r>
+              <w:rPr>
+                <w:b w:val="0"/>
+                <w:sz w:val="20"/>
+              </w:rPr>
+              <w:t>Pinned Django 5.2.17 LTS</w:t>
+            </w:r>
+          </w:p>
+        </w:tc>
+      </w:tr>
+      <w:tr>
+        <w:trPr>
+          <w:cantSplit/>
+        </w:trPr>
+        <w:tc>
+          <w:tcPr>
+            <w:tcW w:type="dxa" w:w="2304"/>
+            <w:vAlign w:val="center"/>
+            <w:shd w:fill="F5F5F5"/>
+          </w:tcPr>
+          <w:p>
+            <w:pPr>
+              <w:spacing w:after="20" w:before="20" w:line="250" w:lineRule="auto"/>
+            </w:pPr>
+            <w:r>
+              <w:rPr>
+                <w:b w:val="0"/>
+                <w:sz w:val="20"/>
+              </w:rPr>
+              <w:t>Committed test cases</w:t>
+            </w:r>
+          </w:p>
+        </w:tc>
+        <w:tc>
+          <w:tcPr>
+            <w:tcW w:type="dxa" w:w="4032"/>
+            <w:vAlign w:val="center"/>
+            <w:shd w:fill="F5F5F5"/>
+          </w:tcPr>
+          <w:p>
+            <w:pPr>
+              <w:spacing w:after="20" w:before="20" w:line="250" w:lineRule="auto"/>
+            </w:pPr>
+            <w:r>
+              <w:rPr>
+                <w:b w:val="0"/>
+                <w:sz w:val="20"/>
+              </w:rPr>
+              <w:t>25</w:t>
+            </w:r>
+          </w:p>
+        </w:tc>
+        <w:tc>
+          <w:tcPr>
+            <w:tcW w:type="dxa" w:w="3456"/>
+            <w:vAlign w:val="center"/>
+            <w:shd w:fill="F5F5F5"/>
+          </w:tcPr>
+          <w:p>
+            <w:pPr>
+              <w:spacing w:after="20" w:before="20" w:line="250" w:lineRule="auto"/>
+            </w:pPr>
+            <w:r>
+              <w:rPr>
+                <w:b w:val="0"/>
+                <w:sz w:val="20"/>
+              </w:rPr>
+              <w:t>56, including 31 added cases</w:t>
+            </w:r>
+          </w:p>
+        </w:tc>
+      </w:tr>
+      <w:tr>
+        <w:trPr>
+          <w:cantSplit/>
+        </w:trPr>
+        <w:tc>
+          <w:tcPr>
+            <w:tcW w:type="dxa" w:w="2304"/>
+            <w:vAlign w:val="center"/>
+            <w:shd w:fill="FFFFFF"/>
+          </w:tcPr>
+          <w:p>
+            <w:pPr>
+              <w:spacing w:after="20" w:before="20" w:line="250" w:lineRule="auto"/>
+            </w:pPr>
+            <w:r>
+              <w:rPr>
+                <w:b w:val="0"/>
+                <w:sz w:val="20"/>
+              </w:rPr>
+              <w:t>Continuous quality</w:t>
+            </w:r>
+          </w:p>
+        </w:tc>
+        <w:tc>
+          <w:tcPr>
+            <w:tcW w:type="dxa" w:w="4032"/>
+            <w:vAlign w:val="center"/>
+            <w:shd w:fill="FFFFFF"/>
+          </w:tcPr>
+          <w:p>
+            <w:pPr>
+              <w:spacing w:after="20" w:before="20" w:line="250" w:lineRule="auto"/>
+            </w:pPr>
+            <w:r>
+              <w:rPr>
+                <w:b w:val="0"/>
+                <w:sz w:val="20"/>
+              </w:rPr>
+              <w:t>No enforced coverage or Ruff gate</w:t>
+            </w:r>
+          </w:p>
+        </w:tc>
+        <w:tc>
+          <w:tcPr>
+            <w:tcW w:type="dxa" w:w="3456"/>
+            <w:vAlign w:val="center"/>
+            <w:shd w:fill="FFFFFF"/>
+          </w:tcPr>
+          <w:p>
+            <w:pPr>
+              <w:spacing w:after="20" w:before="20" w:line="250" w:lineRule="auto"/>
+            </w:pPr>
+            <w:r>
+              <w:rPr>
+                <w:b w:val="0"/>
+                <w:sz w:val="20"/>
+              </w:rPr>
+              <w:t>Ruff and 80% statement gate pass</w:t>
+            </w:r>
+          </w:p>
+        </w:tc>
+      </w:tr>
+      <w:tr>
+        <w:trPr>
+          <w:cantSplit/>
+        </w:trPr>
+        <w:tc>
+          <w:tcPr>
+            <w:tcW w:type="dxa" w:w="2304"/>
+            <w:vAlign w:val="center"/>
+            <w:shd w:fill="F5F5F5"/>
+          </w:tcPr>
+          <w:p>
+            <w:pPr>
+              <w:spacing w:after="20" w:before="20" w:line="250" w:lineRule="auto"/>
+            </w:pPr>
+            <w:r>
+              <w:rPr>
+                <w:b w:val="0"/>
+                <w:sz w:val="20"/>
+              </w:rPr>
+              <w:t>Database testing</w:t>
+            </w:r>
+          </w:p>
+        </w:tc>
+        <w:tc>
+          <w:tcPr>
+            <w:tcW w:type="dxa" w:w="4032"/>
+            <w:vAlign w:val="center"/>
+            <w:shd w:fill="F5F5F5"/>
+          </w:tcPr>
+          <w:p>
+            <w:pPr>
+              <w:spacing w:after="20" w:before="20" w:line="250" w:lineRule="auto"/>
+            </w:pPr>
+            <w:r>
+              <w:rPr>
+                <w:b w:val="0"/>
+                <w:sz w:val="20"/>
+              </w:rPr>
+              <w:t>Local SQLite and migration check</w:t>
+            </w:r>
+          </w:p>
+        </w:tc>
+        <w:tc>
+          <w:tcPr>
+            <w:tcW w:type="dxa" w:w="3456"/>
+            <w:vAlign w:val="center"/>
+            <w:shd w:fill="F5F5F5"/>
+          </w:tcPr>
+          <w:p>
+            <w:pPr>
+              <w:spacing w:after="20" w:before="20" w:line="250" w:lineRule="auto"/>
+            </w:pPr>
+            <w:r>
+              <w:rPr>
+                <w:b w:val="0"/>
+                <w:sz w:val="20"/>
+              </w:rPr>
+              <w:t>PostgreSQL migrations and suite pass in CI</w:t>
+            </w:r>
+          </w:p>
+        </w:tc>
+      </w:tr>
+      <w:tr>
+        <w:trPr>
+          <w:cantSplit/>
+        </w:trPr>
+        <w:tc>
+          <w:tcPr>
+            <w:tcW w:type="dxa" w:w="2304"/>
+            <w:vAlign w:val="center"/>
+            <w:shd w:fill="FFFFFF"/>
+          </w:tcPr>
+          <w:p>
+            <w:pPr>
+              <w:spacing w:after="20" w:before="20" w:line="250" w:lineRule="auto"/>
+            </w:pPr>
+            <w:r>
+              <w:rPr>
+                <w:b w:val="0"/>
+                <w:sz w:val="20"/>
+              </w:rPr>
+              <w:t>Container operation</w:t>
+            </w:r>
+          </w:p>
+        </w:tc>
+        <w:tc>
+          <w:tcPr>
+            <w:tcW w:type="dxa" w:w="4032"/>
+            <w:vAlign w:val="center"/>
+            <w:shd w:fill="FFFFFF"/>
+          </w:tcPr>
+          <w:p>
+            <w:pPr>
+              <w:spacing w:after="20" w:before="20" w:line="250" w:lineRule="auto"/>
+            </w:pPr>
+            <w:r>
+              <w:rPr>
+                <w:b w:val="0"/>
+                <w:sz w:val="20"/>
+              </w:rPr>
+              <w:t>Development server and startup seed</w:t>
+            </w:r>
+          </w:p>
+        </w:tc>
+        <w:tc>
+          <w:tcPr>
+            <w:tcW w:type="dxa" w:w="3456"/>
+            <w:vAlign w:val="center"/>
+            <w:shd w:fill="FFFFFF"/>
+          </w:tcPr>
+          <w:p>
+            <w:pPr>
+              <w:spacing w:after="20" w:before="20" w:line="250" w:lineRule="auto"/>
+            </w:pPr>
+            <w:r>
+              <w:rPr>
+                <w:b w:val="0"/>
+                <w:sz w:val="20"/>
+              </w:rPr>
+              <w:t>Non-root Gunicorn, static assets and no startup seed</w:t>
+            </w:r>
+          </w:p>
+        </w:tc>
+      </w:tr>
+      <w:tr>
+        <w:trPr>
+          <w:cantSplit/>
+        </w:trPr>
+        <w:tc>
+          <w:tcPr>
+            <w:tcW w:type="dxa" w:w="2304"/>
+            <w:vAlign w:val="center"/>
+            <w:shd w:fill="F5F5F5"/>
+          </w:tcPr>
+          <w:p>
+            <w:pPr>
+              <w:spacing w:after="20" w:before="20" w:line="250" w:lineRule="auto"/>
+            </w:pPr>
+            <w:r>
+              <w:rPr>
+                <w:b w:val="0"/>
+                <w:sz w:val="20"/>
+              </w:rPr>
+              <w:t>Delivery evidence</w:t>
+            </w:r>
+          </w:p>
+        </w:tc>
+        <w:tc>
+          <w:tcPr>
+            <w:tcW w:type="dxa" w:w="4032"/>
+            <w:vAlign w:val="center"/>
+            <w:shd w:fill="F5F5F5"/>
+          </w:tcPr>
+          <w:p>
+            <w:pPr>
+              <w:spacing w:after="20" w:before="20" w:line="250" w:lineRule="auto"/>
+            </w:pPr>
+            <w:r>
+              <w:rPr>
+                <w:b w:val="0"/>
+                <w:sz w:val="20"/>
+              </w:rPr>
+              <w:t>Docker image build only</w:t>
+            </w:r>
+          </w:p>
+        </w:tc>
+        <w:tc>
+          <w:tcPr>
+            <w:tcW w:type="dxa" w:w="3456"/>
+            <w:vAlign w:val="center"/>
+            <w:shd w:fill="F5F5F5"/>
+          </w:tcPr>
+          <w:p>
+            <w:pPr>
+              <w:spacing w:after="20" w:before="20" w:line="250" w:lineRule="auto"/>
+            </w:pPr>
+            <w:r>
+              <w:rPr>
+                <w:b w:val="0"/>
+                <w:sz w:val="20"/>
+              </w:rPr>
+              <w:t>Tested stack, persistence and GHCR publication</w:t>
+            </w:r>
+          </w:p>
+        </w:tc>
+      </w:tr>
+      <w:tr>
+        <w:trPr>
+          <w:cantSplit/>
+        </w:trPr>
+        <w:tc>
+          <w:tcPr>
+            <w:tcW w:type="dxa" w:w="2304"/>
+            <w:vAlign w:val="center"/>
+            <w:shd w:fill="FFFFFF"/>
+          </w:tcPr>
+          <w:p>
+            <w:pPr>
+              <w:spacing w:after="20" w:before="20" w:line="250" w:lineRule="auto"/>
+            </w:pPr>
+            <w:r>
+              <w:rPr>
+                <w:b w:val="0"/>
+                <w:sz w:val="20"/>
+              </w:rPr>
+              <w:t>Functional findings</w:t>
+            </w:r>
+          </w:p>
+        </w:tc>
+        <w:tc>
+          <w:tcPr>
+            <w:tcW w:type="dxa" w:w="4032"/>
+            <w:vAlign w:val="center"/>
+            <w:shd w:fill="FFFFFF"/>
+          </w:tcPr>
+          <w:p>
+            <w:pPr>
+              <w:spacing w:after="20" w:before="20" w:line="250" w:lineRule="auto"/>
+            </w:pPr>
+            <w:r>
+              <w:rPr>
+                <w:b w:val="0"/>
+                <w:sz w:val="20"/>
+              </w:rPr>
+              <w:t>Permission and lifecycle gaps</w:t>
+            </w:r>
+          </w:p>
+        </w:tc>
+        <w:tc>
+          <w:tcPr>
+            <w:tcW w:type="dxa" w:w="3456"/>
+            <w:vAlign w:val="center"/>
+            <w:shd w:fill="FFFFFF"/>
+          </w:tcPr>
+          <w:p>
+            <w:pPr>
+              <w:spacing w:after="20" w:before="20" w:line="250" w:lineRule="auto"/>
+            </w:pPr>
+            <w:r>
+              <w:rPr>
+                <w:b w:val="0"/>
+                <w:sz w:val="20"/>
+              </w:rPr>
+              <w:t>Selected earlier gaps reproduced</w:t>
+            </w:r>
+          </w:p>
+        </w:tc>
+      </w:tr>
+    </w:tbl>
+    <w:p>
+      <w:pPr>
+        <w:spacing w:after="80" w:before="0" w:line="240" w:lineRule="auto"/>
+      </w:pPr>
+      <w:r>
+        <w:rPr>
+          <w:sz w:val="4"/>
+        </w:rPr>
       </w:r>
     </w:p>
     <w:p>
@@ -1958,7 +2771,7 @@
         <w:pStyle w:val="Heading2"/>
       </w:pPr>
       <w:r>
-        <w:t>Pipeline execution record</w:t>
+        <w:t>Current GitHub execution</w:t>
       </w:r>
     </w:p>
     <w:tbl>
@@ -2051,7 +2864,7 @@
                 <w:b w:val="0"/>
                 <w:sz w:val="20"/>
               </w:rPr>
-              <w:t>Workflow run</w:t>
+              <w:t>Workflow</w:t>
             </w:r>
           </w:p>
         </w:tc>
@@ -2070,7 +2883,7 @@
                 <w:b w:val="0"/>
                 <w:sz w:val="20"/>
               </w:rPr>
-              <w:t>34738520353 on develop, triggered by push</w:t>
+              <w:t>Run 34888206172, push to develop, attempt 1</w:t>
             </w:r>
           </w:p>
         </w:tc>
@@ -2094,7 +2907,7 @@
                 <w:b w:val="0"/>
                 <w:sz w:val="20"/>
               </w:rPr>
-              <w:t>Run creation</w:t>
+              <w:t>Run timing</w:t>
             </w:r>
           </w:p>
         </w:tc>
@@ -2113,7 +2926,7 @@
                 <w:b w:val="0"/>
                 <w:sz w:val="20"/>
               </w:rPr>
-              <w:t>13 September 2026 at 04 42 32 UTC</w:t>
+              <w:t>Created 14 September 2026, 19:39:16 UTC; completed by 19:41:39 UTC</w:t>
             </w:r>
           </w:p>
         </w:tc>
@@ -2137,7 +2950,7 @@
                 <w:b w:val="0"/>
                 <w:sz w:val="20"/>
               </w:rPr>
-              <w:t>Python runtime</w:t>
+              <w:t>Runtime</w:t>
             </w:r>
           </w:p>
         </w:tc>
@@ -2156,7 +2969,7 @@
                 <w:b w:val="0"/>
                 <w:sz w:val="20"/>
               </w:rPr>
-              <w:t>CPython 3.13.15</w:t>
+              <w:t>Python 3.13.15, Django 5.2.17, DRF 3.18.1</w:t>
             </w:r>
           </w:p>
         </w:tc>
@@ -2180,7 +2993,7 @@
                 <w:b w:val="0"/>
                 <w:sz w:val="20"/>
               </w:rPr>
-              <w:t>Application dependencies</w:t>
+              <w:t>Database</w:t>
             </w:r>
           </w:p>
         </w:tc>
@@ -2199,7 +3012,7 @@
                 <w:b w:val="0"/>
                 <w:sz w:val="20"/>
               </w:rPr>
-              <w:t>Django 5.1.15 and DRF 3.17.2</w:t>
+              <w:t>PostgreSQL 16 service; log identifies 16.15</w:t>
             </w:r>
           </w:p>
         </w:tc>
@@ -2223,7 +3036,7 @@
                 <w:b w:val="0"/>
                 <w:sz w:val="20"/>
               </w:rPr>
-              <w:t>System check</w:t>
+              <w:t>Quality checks</w:t>
             </w:r>
           </w:p>
         </w:tc>
@@ -2242,7 +3055,7 @@
                 <w:b w:val="0"/>
                 <w:sz w:val="20"/>
               </w:rPr>
-              <w:t>No issues identified</w:t>
+              <w:t>Dependency consistency, Ruff, Django checks and migration checks succeeded</w:t>
             </w:r>
           </w:p>
         </w:tc>
@@ -2266,7 +3079,7 @@
                 <w:b w:val="0"/>
                 <w:sz w:val="20"/>
               </w:rPr>
-              <w:t>Migration consistency</w:t>
+              <w:t>Pytest</w:t>
             </w:r>
           </w:p>
         </w:tc>
@@ -2285,7 +3098,7 @@
                 <w:b w:val="0"/>
                 <w:sz w:val="20"/>
               </w:rPr>
-              <w:t>No changes detected</w:t>
+              <w:t>56 collected; 56 passed in 7.04 seconds</w:t>
             </w:r>
           </w:p>
         </w:tc>
@@ -2309,7 +3122,7 @@
                 <w:b w:val="0"/>
                 <w:sz w:val="20"/>
               </w:rPr>
-              <w:t>Pytest</w:t>
+              <w:t>Coverage</w:t>
             </w:r>
           </w:p>
         </w:tc>
@@ -2328,7 +3141,7 @@
                 <w:b w:val="0"/>
                 <w:sz w:val="20"/>
               </w:rPr>
-              <w:t>25 collected and 25 passed in 4.10 seconds</w:t>
+              <w:t>1053 statements, 177 missed; 83.19%; gate 80%</w:t>
             </w:r>
           </w:p>
         </w:tc>
@@ -2352,7 +3165,7 @@
                 <w:b w:val="0"/>
                 <w:sz w:val="20"/>
               </w:rPr>
-              <w:t>Docker image</w:t>
+              <w:t>Container</w:t>
             </w:r>
           </w:p>
         </w:tc>
@@ -2371,7 +3184,7 @@
                 <w:b w:val="0"/>
                 <w:sz w:val="20"/>
               </w:rPr>
-              <w:t>Build and image-list verification succeeded</w:t>
+              <w:t>Build, production check, health, revision, homepage, CSS and JavaScript passed</w:t>
             </w:r>
           </w:p>
         </w:tc>
@@ -2395,7 +3208,7 @@
                 <w:b w:val="0"/>
                 <w:sz w:val="20"/>
               </w:rPr>
-              <w:t>Deployment stage</w:t>
+              <w:t>Persistence</w:t>
             </w:r>
           </w:p>
         </w:tc>
@@ -2414,7 +3227,50 @@
                 <w:b w:val="0"/>
                 <w:sz w:val="20"/>
               </w:rPr>
-              <w:t>Not defined in the workflow</w:t>
+              <w:t>Database row and media marker survived container recreation; no seeded users</w:t>
+            </w:r>
+          </w:p>
+        </w:tc>
+      </w:tr>
+      <w:tr>
+        <w:trPr>
+          <w:cantSplit/>
+        </w:trPr>
+        <w:tc>
+          <w:tcPr>
+            <w:tcW w:type="dxa" w:w="3024"/>
+            <w:vAlign w:val="center"/>
+            <w:shd w:fill="F5F5F5"/>
+          </w:tcPr>
+          <w:p>
+            <w:pPr>
+              <w:spacing w:after="20" w:before="20" w:line="250" w:lineRule="auto"/>
+            </w:pPr>
+            <w:r>
+              <w:rPr>
+                <w:b w:val="0"/>
+                <w:sz w:val="20"/>
+              </w:rPr>
+              <w:t>Publication</w:t>
+            </w:r>
+          </w:p>
+        </w:tc>
+        <w:tc>
+          <w:tcPr>
+            <w:tcW w:type="dxa" w:w="6768"/>
+            <w:vAlign w:val="center"/>
+            <w:shd w:fill="F5F5F5"/>
+          </w:tcPr>
+          <w:p>
+            <w:pPr>
+              <w:spacing w:after="20" w:before="20" w:line="250" w:lineRule="auto"/>
+            </w:pPr>
+            <w:r>
+              <w:rPr>
+                <w:b w:val="0"/>
+                <w:sz w:val="20"/>
+              </w:rPr>
+              <w:t>Tested image delivered with commit and develop tags</w:t>
             </w:r>
           </w:p>
         </w:tc>
@@ -2438,7 +3294,19 @@
         <w:rPr>
           <w:sz w:val="21"/>
         </w:rPr>
-        <w:t>Selected messages from the retained job log are reproduced below:</w:t>
+        <w:t>Selected log messages from this run:</w:t>
+      </w:r>
+    </w:p>
+    <w:p>
+      <w:pPr>
+        <w:spacing w:after="40" w:line="240" w:lineRule="auto"/>
+      </w:pPr>
+      <w:r>
+        <w:rPr>
+          <w:rFonts w:ascii="DejaVu Sans Mono" w:hAnsi="DejaVu Sans Mono"/>
+          <w:sz w:val="17"/>
+        </w:rPr>
+        <w:t>No broken requirements found.</w:t>
       </w:r>
     </w:p>
     <w:p>
@@ -2474,7 +3342,7 @@
           <w:rFonts w:ascii="DejaVu Sans Mono" w:hAnsi="DejaVu Sans Mono"/>
           <w:sz w:val="17"/>
         </w:rPr>
-        <w:t>collected 25 items</w:t>
+        <w:t>collected 56 items</w:t>
       </w:r>
     </w:p>
     <w:p>
@@ -2486,7 +3354,31 @@
           <w:rFonts w:ascii="DejaVu Sans Mono" w:hAnsi="DejaVu Sans Mono"/>
           <w:sz w:val="17"/>
         </w:rPr>
-        <w:t>25 passed in 4.10s</w:t>
+        <w:t>TOTAL                         1053    177    83.19%</w:t>
+      </w:r>
+    </w:p>
+    <w:p>
+      <w:pPr>
+        <w:spacing w:after="40" w:line="240" w:lineRule="auto"/>
+      </w:pPr>
+      <w:r>
+        <w:rPr>
+          <w:rFonts w:ascii="DejaVu Sans Mono" w:hAnsi="DejaVu Sans Mono"/>
+          <w:sz w:val="17"/>
+        </w:rPr>
+        <w:t>56 passed in 7.04s</w:t>
+      </w:r>
+    </w:p>
+    <w:p>
+      <w:pPr>
+        <w:spacing w:after="40" w:line="240" w:lineRule="auto"/>
+      </w:pPr>
+      <w:r>
+        <w:rPr>
+          <w:rFonts w:ascii="DejaVu Sans Mono" w:hAnsi="DejaVu Sans Mono"/>
+          <w:sz w:val="17"/>
+        </w:rPr>
+        <w:t>Persistence probe check: passed; no seeded users</w:t>
       </w:r>
     </w:p>
     <w:p>
@@ -2497,15 +3389,15 @@
         <w:rPr>
           <w:sz w:val="21"/>
         </w:rPr>
-        <w:t xml:space="preserve">Test job: </w:t>
+        <w:t xml:space="preserve">Quality job 104124003963: </w:t>
       </w:r>
-      <w:hyperlink r:id="rId20">
+      <w:hyperlink r:id="rId21">
         <w:r>
           <w:rPr>
             <w:color w:val="000000"/>
             <w:u w:val="single"/>
           </w:rPr>
-          <w:t>GitHub job 103674107626</w:t>
+          <w:t>GitHub job 104124003963</w:t>
         </w:r>
       </w:hyperlink>
       <w:r>
@@ -2522,15 +3414,15 @@
         <w:rPr>
           <w:sz w:val="21"/>
         </w:rPr>
-        <w:t xml:space="preserve">Docker job: </w:t>
+        <w:t xml:space="preserve">Container job 104124260410: </w:t>
       </w:r>
-      <w:hyperlink r:id="rId21">
+      <w:hyperlink r:id="rId22">
         <w:r>
           <w:rPr>
             <w:color w:val="000000"/>
             <w:u w:val="single"/>
           </w:rPr>
-          <w:t>GitHub job 103674149351</w:t>
+          <w:t>GitHub job 104124260410</w:t>
         </w:r>
       </w:hyperlink>
       <w:r>
@@ -2541,10 +3433,27 @@
     </w:p>
     <w:p>
       <w:pPr>
-        <w:pStyle w:val="Heading2"/>
+        <w:spacing w:line="257" w:lineRule="auto" w:after="100"/>
       </w:pPr>
       <w:r>
-        <w:t>Local execution record</w:t>
+        <w:rPr>
+          <w:sz w:val="21"/>
+        </w:rPr>
+        <w:t xml:space="preserve">Delivery job 104124666251: </w:t>
+      </w:r>
+      <w:hyperlink r:id="rId23">
+        <w:r>
+          <w:rPr>
+            <w:color w:val="000000"/>
+            <w:u w:val="single"/>
+          </w:rPr>
+          <w:t>GitHub job 104124666251</w:t>
+        </w:r>
+      </w:hyperlink>
+      <w:r>
+        <w:rPr>
+          <w:sz w:val="21"/>
+        </w:rPr>
       </w:r>
     </w:p>
     <w:p>
@@ -2555,7 +3464,71 @@
         <w:rPr>
           <w:sz w:val="21"/>
         </w:rPr>
-        <w:t>The inspection used Python 3.12.14, Django 5.1.15, DRF 3.17.2, pytest 9.1.1, pytest-django 4.14.0, pytest-cov 7.1.0 and Ruff 0.16.7. Coverage and Ruff were installed in the review environment without changing repository dependencies or CI configuration. Test data and database paths were isolated from the tracked demonstration database.</w:t>
+        <w:t>Registry image: ghcr.io/unclechipaz/qualification_verification_system</w:t>
+      </w:r>
+    </w:p>
+    <w:p>
+      <w:pPr>
+        <w:spacing w:line="257" w:lineRule="auto" w:after="100"/>
+      </w:pPr>
+      <w:r>
+        <w:rPr>
+          <w:sz w:val="21"/>
+        </w:rPr>
+        <w:t>Both the full-commit tag and develop tag were pushed with this digest, as recorded in the publication log:</w:t>
+      </w:r>
+    </w:p>
+    <w:p>
+      <w:pPr>
+        <w:spacing w:after="40" w:line="240" w:lineRule="auto"/>
+      </w:pPr>
+      <w:r>
+        <w:rPr>
+          <w:rFonts w:ascii="DejaVu Sans Mono" w:hAnsi="DejaVu Sans Mono"/>
+          <w:sz w:val="17"/>
+        </w:rPr>
+        <w:t>sha256:28ef04c3f75df5e5de24d06cc0579c57c64bdd36479ef27f7c2e7f2982654434</w:t>
+      </w:r>
+    </w:p>
+    <w:p>
+      <w:pPr>
+        <w:spacing w:line="257" w:lineRule="auto" w:after="100"/>
+      </w:pPr>
+      <w:r>
+        <w:rPr>
+          <w:sz w:val="21"/>
+        </w:rPr>
+        <w:t>Listed artifacts were quality-evidence (10365358442), deployment-evidence (10365498464), release-manifest (10365169014) and tested-image (10365538415), each suffixed with the commit. Findings use workflow source, job statuses and decoded logs; individual archived files were not independently examined.</w:t>
+      </w:r>
+    </w:p>
+    <w:p>
+      <w:pPr>
+        <w:spacing w:line="257" w:lineRule="auto" w:after="100"/>
+      </w:pPr>
+      <w:r>
+        <w:rPr>
+          <w:sz w:val="21"/>
+        </w:rPr>
+        <w:t>Production checks reported two warnings, security.W005 and security.W021, concerning HSTS subdomains and preload, and no errors. The runbook leaves these policies to the domain owner. The tee pipeline needs explicit upstream failure propagation; the successful run does not test that path.</w:t>
+      </w:r>
+    </w:p>
+    <w:p>
+      <w:pPr>
+        <w:pStyle w:val="Heading2"/>
+      </w:pPr>
+      <w:r>
+        <w:t>Fresh local execution</w:t>
+      </w:r>
+    </w:p>
+    <w:p>
+      <w:pPr>
+        <w:spacing w:line="257" w:lineRule="auto" w:after="100"/>
+      </w:pPr>
+      <w:r>
+        <w:rPr>
+          <w:sz w:val="21"/>
+        </w:rPr>
+        <w:t>The local environment used Python 3.12.14 and the pinned requirements-dev.txt, including Django 5.2.17, DRF 3.18.1, pytest 9.1.1, coverage 7.16.1 and Ruff 0.16.7. Database and media paths were isolated.</w:t>
       </w:r>
     </w:p>
     <w:tbl>
@@ -2690,7 +3663,7 @@
                 <w:b w:val="0"/>
                 <w:sz w:val="20"/>
               </w:rPr>
-              <w:t>25 passed in 10.85 seconds</w:t>
+              <w:t>56 passed in 12.28 seconds</w:t>
             </w:r>
           </w:p>
         </w:tc>
@@ -2710,7 +3683,7 @@
                 <w:b w:val="0"/>
                 <w:sz w:val="20"/>
               </w:rPr>
-              <w:t>Existing tests passed locally</w:t>
+              <w:t>Independent execution on SQLite</w:t>
             </w:r>
           </w:p>
         </w:tc>
@@ -2755,7 +3728,7 @@
                 <w:b w:val="0"/>
                 <w:sz w:val="20"/>
               </w:rPr>
-              <w:t>730 of 1009 statements, 72.35%</w:t>
+              <w:t>881 of 1053 statements, 83.67%</w:t>
             </w:r>
           </w:p>
         </w:tc>
@@ -2775,7 +3748,7 @@
                 <w:b w:val="0"/>
                 <w:sz w:val="20"/>
               </w:rPr>
-              <w:t>One inspection measurement</w:t>
+              <w:t>Local configuration paths differ from CI</w:t>
             </w:r>
           </w:p>
         </w:tc>
@@ -2800,7 +3773,7 @@
                 <w:b w:val="0"/>
                 <w:sz w:val="20"/>
               </w:rPr>
-              <w:t>Deployment checks</w:t>
+              <w:t>Ruff configured rules</w:t>
             </w:r>
           </w:p>
         </w:tc>
@@ -2820,7 +3793,7 @@
                 <w:b w:val="0"/>
                 <w:sz w:val="20"/>
               </w:rPr>
-              <w:t>Six warnings</w:t>
+              <w:t>Zero diagnostics</w:t>
             </w:r>
           </w:p>
         </w:tc>
@@ -2840,7 +3813,7 @@
                 <w:b w:val="0"/>
                 <w:sz w:val="20"/>
               </w:rPr>
-              <w:t>Default configuration needs hardening</w:t>
+              <w:t>Selected static checks passed</w:t>
             </w:r>
           </w:p>
         </w:tc>
@@ -2857,6 +3830,7 @@
           </w:tcPr>
           <w:p>
             <w:pPr>
+              <w:keepNext/>
               <w:spacing w:after="20" w:before="20" w:line="250" w:lineRule="auto"/>
             </w:pPr>
             <w:r>
@@ -2864,7 +3838,7 @@
                 <w:b w:val="0"/>
                 <w:sz w:val="20"/>
               </w:rPr>
-              <w:t>Ruff selected rules</w:t>
+              <w:t>Django and dependencies</w:t>
             </w:r>
           </w:p>
         </w:tc>
@@ -2876,6 +3850,7 @@
           </w:tcPr>
           <w:p>
             <w:pPr>
+              <w:keepNext/>
               <w:spacing w:after="20" w:before="20" w:line="250" w:lineRule="auto"/>
             </w:pPr>
             <w:r>
@@ -2883,7 +3858,7 @@
                 <w:b w:val="0"/>
                 <w:sz w:val="20"/>
               </w:rPr>
-              <w:t>70 diagnostics, exit status 1</w:t>
+              <w:t>No system issues, no migration drift, no broken requirements</w:t>
             </w:r>
           </w:p>
         </w:tc>
@@ -2895,6 +3870,7 @@
           </w:tcPr>
           <w:p>
             <w:pPr>
+              <w:keepNext/>
               <w:spacing w:after="20" w:before="20" w:line="250" w:lineRule="auto"/>
             </w:pPr>
             <w:r>
@@ -2902,7 +3878,69 @@
                 <w:b w:val="0"/>
                 <w:sz w:val="20"/>
               </w:rPr>
-              <w:t>Static-analysis gate not passed</w:t>
+              <w:t>Configuration and dependency checks passed</w:t>
+            </w:r>
+          </w:p>
+        </w:tc>
+      </w:tr>
+      <w:tr>
+        <w:trPr>
+          <w:cantSplit/>
+        </w:trPr>
+        <w:tc>
+          <w:tcPr>
+            <w:tcW w:type="dxa" w:w="2304"/>
+            <w:vAlign w:val="center"/>
+            <w:shd w:fill="FFFFFF"/>
+          </w:tcPr>
+          <w:p>
+            <w:pPr>
+              <w:spacing w:after="20" w:before="20" w:line="250" w:lineRule="auto"/>
+            </w:pPr>
+            <w:r>
+              <w:rPr>
+                <w:b w:val="0"/>
+                <w:sz w:val="20"/>
+              </w:rPr>
+              <w:t>Committed migrations</w:t>
+            </w:r>
+          </w:p>
+        </w:tc>
+        <w:tc>
+          <w:tcPr>
+            <w:tcW w:type="dxa" w:w="4032"/>
+            <w:vAlign w:val="center"/>
+            <w:shd w:fill="FFFFFF"/>
+          </w:tcPr>
+          <w:p>
+            <w:pPr>
+              <w:spacing w:after="20" w:before="20" w:line="250" w:lineRule="auto"/>
+            </w:pPr>
+            <w:r>
+              <w:rPr>
+                <w:b w:val="0"/>
+                <w:sz w:val="20"/>
+              </w:rPr>
+              <w:t>Applied to a fresh synthetic SQLite database</w:t>
+            </w:r>
+          </w:p>
+        </w:tc>
+        <w:tc>
+          <w:tcPr>
+            <w:tcW w:type="dxa" w:w="3456"/>
+            <w:vAlign w:val="center"/>
+            <w:shd w:fill="FFFFFF"/>
+          </w:tcPr>
+          <w:p>
+            <w:pPr>
+              <w:spacing w:after="20" w:before="20" w:line="250" w:lineRule="auto"/>
+            </w:pPr>
+            <w:r>
+              <w:rPr>
+                <w:b w:val="0"/>
+                <w:sz w:val="20"/>
+              </w:rPr>
+              <w:t>Separate migration execution for probes</w:t>
             </w:r>
           </w:p>
         </w:tc>
@@ -2926,7 +3964,54 @@
         <w:rPr>
           <w:sz w:val="21"/>
         </w:rPr>
-        <w:t>Commands were run from the repository root with the review interpreter and a separate DB_NAME. Evidence output paths below are illustrative filenames; the selected source commit must be preserved when reproducing results.</w:t>
+        <w:t>Local probes are separate from the 56 committed cases. Docker and PostgreSQL results come from the verified GitHub jobs.</w:t>
+      </w:r>
+    </w:p>
+    <w:p>
+      <w:pPr>
+        <w:spacing w:line="257" w:lineRule="auto" w:after="100"/>
+      </w:pPr>
+      <w:r>
+        <w:rPr>
+          <w:sz w:val="21"/>
+        </w:rPr>
+        <w:t>Representative reproduction commands, from the pinned repository root with an isolated environment and database configuration:</w:t>
+      </w:r>
+    </w:p>
+    <w:p>
+      <w:pPr>
+        <w:spacing w:after="40" w:line="240" w:lineRule="auto"/>
+      </w:pPr>
+      <w:r>
+        <w:rPr>
+          <w:rFonts w:ascii="DejaVu Sans Mono" w:hAnsi="DejaVu Sans Mono"/>
+          <w:sz w:val="17"/>
+        </w:rPr>
+        <w:t>python -m pip install -r requirements-dev.txt</w:t>
+      </w:r>
+    </w:p>
+    <w:p>
+      <w:pPr>
+        <w:spacing w:after="40" w:line="240" w:lineRule="auto"/>
+      </w:pPr>
+      <w:r>
+        <w:rPr>
+          <w:rFonts w:ascii="DejaVu Sans Mono" w:hAnsi="DejaVu Sans Mono"/>
+          <w:sz w:val="17"/>
+        </w:rPr>
+        <w:t>python -m pip check</w:t>
+      </w:r>
+    </w:p>
+    <w:p>
+      <w:pPr>
+        <w:spacing w:after="40" w:line="240" w:lineRule="auto"/>
+      </w:pPr>
+      <w:r>
+        <w:rPr>
+          <w:rFonts w:ascii="DejaVu Sans Mono" w:hAnsi="DejaVu Sans Mono"/>
+          <w:sz w:val="17"/>
+        </w:rPr>
+        <w:t>ruff check backend tests scripts index.py</w:t>
       </w:r>
     </w:p>
     <w:p>
@@ -2962,18 +4047,6 @@
           <w:rFonts w:ascii="DejaVu Sans Mono" w:hAnsi="DejaVu Sans Mono"/>
           <w:sz w:val="17"/>
         </w:rPr>
-        <w:t>python -m pytest --tb=short --cov=backend --cov-report=term --cov-report=json:coverage.json --junitxml=pytest.xml</w:t>
-      </w:r>
-    </w:p>
-    <w:p>
-      <w:pPr>
-        <w:spacing w:after="40" w:line="240" w:lineRule="auto"/>
-      </w:pPr>
-      <w:r>
-        <w:rPr>
-          <w:rFonts w:ascii="DejaVu Sans Mono" w:hAnsi="DejaVu Sans Mono"/>
-          <w:sz w:val="17"/>
-        </w:rPr>
         <w:t>python backend/manage.py migrate --noinput</w:t>
       </w:r>
     </w:p>
@@ -2986,30 +4059,7 @@
           <w:rFonts w:ascii="DejaVu Sans Mono" w:hAnsi="DejaVu Sans Mono"/>
           <w:sz w:val="17"/>
         </w:rPr>
-        <w:t>python backend/manage.py check --deploy</w:t>
-      </w:r>
-    </w:p>
-    <w:p>
-      <w:pPr>
-        <w:spacing w:after="40" w:line="240" w:lineRule="auto"/>
-      </w:pPr>
-      <w:r>
-        <w:rPr>
-          <w:rFonts w:ascii="DejaVu Sans Mono" w:hAnsi="DejaVu Sans Mono"/>
-          <w:sz w:val="17"/>
-        </w:rPr>
-        <w:t>ruff check --isolated --select E4,E7,E9,F,I --output-format json backend tests</w:t>
-      </w:r>
-    </w:p>
-    <w:p>
-      <w:pPr>
-        <w:spacing w:line="257" w:lineRule="auto" w:after="100"/>
-      </w:pPr>
-      <w:r>
-        <w:rPr>
-          <w:sz w:val="21"/>
-        </w:rPr>
-        <w:t>The six deployment warning codes were security.W004, W008, W009, W012, W016 and W018. They concern HSTS, HTTPS redirection, the fallback secret, secure session and CSRF cookies, and debug mode. Ruff findings were I001 49, F401 20 and E402 1. These tools do not establish the security of unknown hosting settings.</w:t>
+        <w:t>python -m pytest --cov=backend --cov-report=term-missing</w:t>
       </w:r>
     </w:p>
     <w:p>
@@ -3017,7 +4067,7 @@
         <w:pStyle w:val="Heading2"/>
       </w:pPr>
       <w:r>
-        <w:t>Pull requests and independent reviews</w:t>
+        <w:t>Integration and review records</w:t>
       </w:r>
     </w:p>
     <w:tbl>
@@ -3171,7 +4221,7 @@
                 <w:b w:val="0"/>
                 <w:sz w:val="20"/>
               </w:rPr>
-              <w:t>Merged 9 September; cleonyabadza approval</w:t>
+              <w:t>Merged 9 Sept; cleonyabadza approval</w:t>
             </w:r>
           </w:p>
         </w:tc>
@@ -3234,7 +4284,7 @@
                 <w:b w:val="0"/>
                 <w:sz w:val="20"/>
               </w:rPr>
-              <w:t>Merged 9 September; cleonyabadza approval</w:t>
+              <w:t>Merged 9 Sept; cleonyabadza approval</w:t>
             </w:r>
           </w:p>
         </w:tc>
@@ -3259,7 +4309,7 @@
                 <w:b w:val="0"/>
                 <w:sz w:val="20"/>
               </w:rPr>
-              <w:t>8</w:t>
+              <w:t>10</w:t>
             </w:r>
           </w:p>
         </w:tc>
@@ -3278,7 +4328,7 @@
                 <w:b w:val="0"/>
                 <w:sz w:val="20"/>
               </w:rPr>
-              <w:t>Repository documentation corrections</w:t>
+              <w:t>Input validation for issue 9</w:t>
             </w:r>
           </w:p>
         </w:tc>
@@ -3297,7 +4347,7 @@
                 <w:b w:val="0"/>
                 <w:sz w:val="20"/>
               </w:rPr>
-              <w:t>Merged 10 September</w:t>
+              <w:t>Merged 11 September</w:t>
             </w:r>
           </w:p>
         </w:tc>
@@ -3322,7 +4372,7 @@
                 <w:b w:val="0"/>
                 <w:sz w:val="20"/>
               </w:rPr>
-              <w:t>10</w:t>
+              <w:t>12</w:t>
             </w:r>
           </w:p>
         </w:tc>
@@ -3341,7 +4391,7 @@
                 <w:b w:val="0"/>
                 <w:sz w:val="20"/>
               </w:rPr>
-              <w:t>Verification input validation for issue 9</w:t>
+              <w:t>Search privacy for issue 11</w:t>
             </w:r>
           </w:p>
         </w:tc>
@@ -3360,7 +4410,7 @@
                 <w:b w:val="0"/>
                 <w:sz w:val="20"/>
               </w:rPr>
-              <w:t>Merged 11 Sept; no submitted review returned</w:t>
+              <w:t>Merged 11 September</w:t>
             </w:r>
           </w:p>
         </w:tc>
@@ -3385,7 +4435,7 @@
                 <w:b w:val="0"/>
                 <w:sz w:val="20"/>
               </w:rPr>
-              <w:t>12</w:t>
+              <w:t>14</w:t>
             </w:r>
           </w:p>
         </w:tc>
@@ -3404,7 +4454,7 @@
                 <w:b w:val="0"/>
                 <w:sz w:val="20"/>
               </w:rPr>
-              <w:t>Search privacy for issue 11</w:t>
+              <w:t>API throttling for issue 13</w:t>
             </w:r>
           </w:p>
         </w:tc>
@@ -3423,7 +4473,7 @@
                 <w:b w:val="0"/>
                 <w:sz w:val="20"/>
               </w:rPr>
-              <w:t>Merged 11 Sept; no submitted review returned</w:t>
+              <w:t>Merged 12 September</w:t>
             </w:r>
           </w:p>
         </w:tc>
@@ -3448,7 +4498,7 @@
                 <w:b w:val="0"/>
                 <w:sz w:val="20"/>
               </w:rPr>
-              <w:t>14</w:t>
+              <w:t>15</w:t>
             </w:r>
           </w:p>
         </w:tc>
@@ -3467,7 +4517,7 @@
                 <w:b w:val="0"/>
                 <w:sz w:val="20"/>
               </w:rPr>
-              <w:t>API throttling for issue 13</w:t>
+              <w:t>Individual contribution report</w:t>
             </w:r>
           </w:p>
         </w:tc>
@@ -3486,7 +4536,7 @@
                 <w:b w:val="0"/>
                 <w:sz w:val="20"/>
               </w:rPr>
-              <w:t>Merged 12 Sept; no submitted review returned</w:t>
+              <w:t>Merged 13 September</w:t>
             </w:r>
           </w:p>
         </w:tc>
@@ -3511,7 +4561,7 @@
                 <w:b w:val="0"/>
                 <w:sz w:val="20"/>
               </w:rPr>
-              <w:t>15</w:t>
+              <w:t>16</w:t>
             </w:r>
           </w:p>
         </w:tc>
@@ -3530,7 +4580,7 @@
                 <w:b w:val="0"/>
                 <w:sz w:val="20"/>
               </w:rPr>
-              <w:t>Individual contribution report</w:t>
+              <w:t>Original group technical report</w:t>
             </w:r>
           </w:p>
         </w:tc>
@@ -3549,7 +4599,133 @@
                 <w:b w:val="0"/>
                 <w:sz w:val="20"/>
               </w:rPr>
-              <w:t>Merged 13 September</w:t>
+              <w:t>Merged 14 Sept, 07:24:36 UTC; no submitted review returned</w:t>
+            </w:r>
+          </w:p>
+        </w:tc>
+      </w:tr>
+      <w:tr>
+        <w:trPr>
+          <w:cantSplit/>
+        </w:trPr>
+        <w:tc>
+          <w:tcPr>
+            <w:tcW w:type="dxa" w:w="648"/>
+            <w:vAlign w:val="center"/>
+            <w:shd w:fill="F5F5F5"/>
+          </w:tcPr>
+          <w:p>
+            <w:pPr>
+              <w:spacing w:after="20" w:before="20" w:line="250" w:lineRule="auto"/>
+              <w:jc w:val="center"/>
+            </w:pPr>
+            <w:r>
+              <w:rPr>
+                <w:b w:val="0"/>
+                <w:sz w:val="20"/>
+              </w:rPr>
+              <w:t>17</w:t>
+            </w:r>
+          </w:p>
+        </w:tc>
+        <w:tc>
+          <w:tcPr>
+            <w:tcW w:type="dxa" w:w="4896"/>
+            <w:vAlign w:val="center"/>
+            <w:shd w:fill="F5F5F5"/>
+          </w:tcPr>
+          <w:p>
+            <w:pPr>
+              <w:spacing w:after="20" w:before="20" w:line="250" w:lineRule="auto"/>
+            </w:pPr>
+            <w:r>
+              <w:rPr>
+                <w:b w:val="0"/>
+                <w:sz w:val="20"/>
+              </w:rPr>
+              <w:t>Quality gates and tested image delivery</w:t>
+            </w:r>
+          </w:p>
+        </w:tc>
+        <w:tc>
+          <w:tcPr>
+            <w:tcW w:type="dxa" w:w="4248"/>
+            <w:vAlign w:val="center"/>
+            <w:shd w:fill="F5F5F5"/>
+          </w:tcPr>
+          <w:p>
+            <w:pPr>
+              <w:spacing w:after="20" w:before="20" w:line="250" w:lineRule="auto"/>
+            </w:pPr>
+            <w:r>
+              <w:rPr>
+                <w:b w:val="0"/>
+                <w:sz w:val="20"/>
+              </w:rPr>
+              <w:t>Merged 14 Sept, 07:37:47 UTC; no submitted review returned</w:t>
+            </w:r>
+          </w:p>
+        </w:tc>
+      </w:tr>
+      <w:tr>
+        <w:trPr>
+          <w:cantSplit/>
+        </w:trPr>
+        <w:tc>
+          <w:tcPr>
+            <w:tcW w:type="dxa" w:w="648"/>
+            <w:vAlign w:val="center"/>
+            <w:shd w:fill="FFFFFF"/>
+          </w:tcPr>
+          <w:p>
+            <w:pPr>
+              <w:spacing w:after="20" w:before="20" w:line="250" w:lineRule="auto"/>
+              <w:jc w:val="center"/>
+            </w:pPr>
+            <w:r>
+              <w:rPr>
+                <w:b w:val="0"/>
+                <w:sz w:val="20"/>
+              </w:rPr>
+              <w:t>18</w:t>
+            </w:r>
+          </w:p>
+        </w:tc>
+        <w:tc>
+          <w:tcPr>
+            <w:tcW w:type="dxa" w:w="4896"/>
+            <w:vAlign w:val="center"/>
+            <w:shd w:fill="FFFFFF"/>
+          </w:tcPr>
+          <w:p>
+            <w:pPr>
+              <w:spacing w:after="20" w:before="20" w:line="250" w:lineRule="auto"/>
+            </w:pPr>
+            <w:r>
+              <w:rPr>
+                <w:b w:val="0"/>
+                <w:sz w:val="20"/>
+              </w:rPr>
+              <w:t>Updated individual report and screenshots</w:t>
+            </w:r>
+          </w:p>
+        </w:tc>
+        <w:tc>
+          <w:tcPr>
+            <w:tcW w:type="dxa" w:w="4248"/>
+            <w:vAlign w:val="center"/>
+            <w:shd w:fill="FFFFFF"/>
+          </w:tcPr>
+          <w:p>
+            <w:pPr>
+              <w:spacing w:after="20" w:before="20" w:line="250" w:lineRule="auto"/>
+            </w:pPr>
+            <w:r>
+              <w:rPr>
+                <w:b w:val="0"/>
+                <w:sz w:val="20"/>
+              </w:rPr>
+              <w:t>Merged 14 Sept, 19:39:13 UTC; no submitted review returned</w:t>
             </w:r>
           </w:p>
         </w:tc>
@@ -3573,9 +4749,64 @@
         <w:rPr>
           <w:sz w:val="21"/>
         </w:rPr>
-        <w:t xml:space="preserve">PR links: </w:t>
+        <w:t xml:space="preserve">Current revision PRs: </w:t>
       </w:r>
-      <w:hyperlink r:id="rId22">
+      <w:hyperlink r:id="rId24">
+        <w:r>
+          <w:rPr>
+            <w:color w:val="000000"/>
+            <w:u w:val="single"/>
+          </w:rPr>
+          <w:t>PR 16</w:t>
+        </w:r>
+      </w:hyperlink>
+      <w:r>
+        <w:rPr>
+          <w:sz w:val="21"/>
+        </w:rPr>
+        <w:t xml:space="preserve"> ; </w:t>
+      </w:r>
+      <w:hyperlink r:id="rId25">
+        <w:r>
+          <w:rPr>
+            <w:color w:val="000000"/>
+            <w:u w:val="single"/>
+          </w:rPr>
+          <w:t>PR 17</w:t>
+        </w:r>
+      </w:hyperlink>
+      <w:r>
+        <w:rPr>
+          <w:sz w:val="21"/>
+        </w:rPr>
+        <w:t xml:space="preserve"> ; </w:t>
+      </w:r>
+      <w:hyperlink r:id="rId26">
+        <w:r>
+          <w:rPr>
+            <w:color w:val="000000"/>
+            <w:u w:val="single"/>
+          </w:rPr>
+          <w:t>PR 18</w:t>
+        </w:r>
+      </w:hyperlink>
+      <w:r>
+        <w:rPr>
+          <w:sz w:val="21"/>
+        </w:rPr>
+      </w:r>
+    </w:p>
+    <w:p>
+      <w:pPr>
+        <w:spacing w:line="257" w:lineRule="auto" w:after="100"/>
+      </w:pPr>
+      <w:r>
+        <w:rPr>
+          <w:sz w:val="21"/>
+        </w:rPr>
+        <w:t xml:space="preserve">Earlier remediation: </w:t>
+      </w:r>
+      <w:hyperlink r:id="rId27">
         <w:r>
           <w:rPr>
             <w:color w:val="000000"/>
@@ -3590,7 +4821,7 @@
         </w:rPr>
         <w:t xml:space="preserve"> ; </w:t>
       </w:r>
-      <w:hyperlink r:id="rId23">
+      <w:hyperlink r:id="rId28">
         <w:r>
           <w:rPr>
             <w:color w:val="000000"/>
@@ -3605,22 +4836,7 @@
         </w:rPr>
         <w:t xml:space="preserve"> ; </w:t>
       </w:r>
-      <w:hyperlink r:id="rId24">
-        <w:r>
-          <w:rPr>
-            <w:color w:val="000000"/>
-            <w:u w:val="single"/>
-          </w:rPr>
-          <w:t>PR 8</w:t>
-        </w:r>
-      </w:hyperlink>
-      <w:r>
-        <w:rPr>
-          <w:sz w:val="21"/>
-        </w:rPr>
-        <w:t xml:space="preserve"> ; </w:t>
-      </w:r>
-      <w:hyperlink r:id="rId25">
+      <w:hyperlink r:id="rId29">
         <w:r>
           <w:rPr>
             <w:color w:val="000000"/>
@@ -3635,7 +4851,7 @@
         </w:rPr>
         <w:t xml:space="preserve"> ; </w:t>
       </w:r>
-      <w:hyperlink r:id="rId26">
+      <w:hyperlink r:id="rId30">
         <w:r>
           <w:rPr>
             <w:color w:val="000000"/>
@@ -3650,7 +4866,7 @@
         </w:rPr>
         <w:t xml:space="preserve"> ; </w:t>
       </w:r>
-      <w:hyperlink r:id="rId27">
+      <w:hyperlink r:id="rId31">
         <w:r>
           <w:rPr>
             <w:color w:val="000000"/>
@@ -3665,7 +4881,7 @@
         </w:rPr>
         <w:t xml:space="preserve"> ; </w:t>
       </w:r>
-      <w:hyperlink r:id="rId28">
+      <w:hyperlink r:id="rId32">
         <w:r>
           <w:rPr>
             <w:color w:val="000000"/>
@@ -3690,7 +4906,7 @@
         </w:rPr>
         <w:t xml:space="preserve">Independent approvals: </w:t>
       </w:r>
-      <w:hyperlink r:id="rId29">
+      <w:hyperlink r:id="rId33">
         <w:r>
           <w:rPr>
             <w:color w:val="000000"/>
@@ -3703,9 +4919,9 @@
         <w:rPr>
           <w:sz w:val="21"/>
         </w:rPr>
-        <w:t xml:space="preserve"> and </w:t>
+        <w:t xml:space="preserve"> ; </w:t>
       </w:r>
-      <w:hyperlink r:id="rId30">
+      <w:hyperlink r:id="rId34">
         <w:r>
           <w:rPr>
             <w:color w:val="000000"/>
@@ -3725,7 +4941,7 @@
         <w:pStyle w:val="Heading2"/>
       </w:pPr>
       <w:r>
-        <w:t>Hosted page checks</w:t>
+        <w:t>Public deployment observation</w:t>
       </w:r>
     </w:p>
     <w:p>
@@ -3736,22 +4952,445 @@
         <w:rPr>
           <w:sz w:val="21"/>
         </w:rPr>
-        <w:t xml:space="preserve">Read-only checks at 18 34 UTC on 13 September 2026 reached </w:t>
+        <w:t xml:space="preserve">Read-only checks completed on 14 September 2026 at 20:04 UTC: </w:t>
       </w:r>
-      <w:hyperlink r:id="rId31">
+      <w:hyperlink r:id="rId35">
         <w:r>
           <w:rPr>
             <w:color w:val="000000"/>
             <w:u w:val="single"/>
           </w:rPr>
-          <w:t>Hosted qualification verification application</w:t>
+          <w:t>Hosted Vercel application</w:t>
         </w:r>
       </w:hyperlink>
       <w:r>
         <w:rPr>
           <w:sz w:val="21"/>
         </w:rPr>
-        <w:t xml:space="preserve"> with HTTP 200. The paths /static/css/style.css and /static/js/main.js each returned HTTP 404. The inspection did not establish the deployed commit, test hosted write operations, authenticate to production or verify database durability. A reachable landing page is therefore recorded as limited availability evidence.</w:t>
+      </w:r>
+    </w:p>
+    <w:p>
+      <w:pPr>
+        <w:spacing w:line="257" w:lineRule="auto" w:after="100"/>
+      </w:pPr>
+      <w:r>
+        <w:rPr>
+          <w:sz w:val="21"/>
+        </w:rPr>
+        <w:t>The deployed commit and hosted writes, durability and recovery remain unverified. The successful Docker checks concern the separate disposable CI stack.</w:t>
+      </w:r>
+    </w:p>
+    <w:tbl>
+      <w:tblPr>
+        <w:tblW w:type="auto" w:w="0"/>
+        <w:jc w:val="center"/>
+        <w:tblLayout w:type="fixed"/>
+        <w:tblLook w:firstColumn="1" w:firstRow="1" w:lastColumn="0" w:lastRow="0" w:noHBand="0" w:noVBand="1" w:val="04A0"/>
+        <w:tblBorders>
+          <w:top w:val="single" w:sz="5" w:color="D9D9D9"/>
+          <w:left w:val="single" w:sz="5" w:color="D9D9D9"/>
+          <w:bottom w:val="single" w:sz="5" w:color="D9D9D9"/>
+          <w:right w:val="single" w:sz="5" w:color="D9D9D9"/>
+          <w:insideH w:val="single" w:sz="5" w:color="D9D9D9"/>
+          <w:insideV w:val="single" w:sz="5" w:color="D9D9D9"/>
+        </w:tblBorders>
+        <w:tblCellMar>
+          <w:top w:w="90" w:type="dxa"/>
+          <w:bottom w:w="90" w:type="dxa"/>
+          <w:left w:w="100" w:type="dxa"/>
+          <w:right w:w="100" w:type="dxa"/>
+        </w:tblCellMar>
+      </w:tblPr>
+      <w:tblGrid>
+        <w:gridCol w:w="2880"/>
+        <w:gridCol w:w="1296"/>
+        <w:gridCol w:w="5616"/>
+      </w:tblGrid>
+      <w:tr>
+        <w:trPr>
+          <w:cantSplit/>
+          <w:tblHeader/>
+        </w:trPr>
+        <w:tc>
+          <w:tcPr>
+            <w:tcW w:type="dxa" w:w="2880"/>
+            <w:vAlign w:val="center"/>
+            <w:shd w:fill="D9E2F3"/>
+          </w:tcPr>
+          <w:p>
+            <w:pPr>
+              <w:keepNext/>
+              <w:spacing w:after="20" w:before="20" w:line="250" w:lineRule="auto"/>
+            </w:pPr>
+            <w:r>
+              <w:rPr>
+                <w:b/>
+                <w:sz w:val="20"/>
+              </w:rPr>
+              <w:t>Path</w:t>
+            </w:r>
+          </w:p>
+        </w:tc>
+        <w:tc>
+          <w:tcPr>
+            <w:tcW w:type="dxa" w:w="1296"/>
+            <w:vAlign w:val="center"/>
+            <w:shd w:fill="D9E2F3"/>
+          </w:tcPr>
+          <w:p>
+            <w:pPr>
+              <w:keepNext/>
+              <w:spacing w:after="20" w:before="20" w:line="250" w:lineRule="auto"/>
+            </w:pPr>
+            <w:r>
+              <w:rPr>
+                <w:b/>
+                <w:sz w:val="20"/>
+              </w:rPr>
+              <w:t>HTTP result</w:t>
+            </w:r>
+          </w:p>
+        </w:tc>
+        <w:tc>
+          <w:tcPr>
+            <w:tcW w:type="dxa" w:w="5616"/>
+            <w:vAlign w:val="center"/>
+            <w:shd w:fill="D9E2F3"/>
+          </w:tcPr>
+          <w:p>
+            <w:pPr>
+              <w:keepNext/>
+              <w:spacing w:after="20" w:before="20" w:line="250" w:lineRule="auto"/>
+            </w:pPr>
+            <w:r>
+              <w:rPr>
+                <w:b/>
+                <w:sz w:val="20"/>
+              </w:rPr>
+              <w:t>Meaning of observation</w:t>
+            </w:r>
+          </w:p>
+        </w:tc>
+      </w:tr>
+      <w:tr>
+        <w:trPr>
+          <w:cantSplit/>
+        </w:trPr>
+        <w:tc>
+          <w:tcPr>
+            <w:tcW w:type="dxa" w:w="2880"/>
+            <w:vAlign w:val="center"/>
+            <w:shd w:fill="FFFFFF"/>
+          </w:tcPr>
+          <w:p>
+            <w:pPr>
+              <w:spacing w:after="20" w:before="20" w:line="250" w:lineRule="auto"/>
+            </w:pPr>
+            <w:r>
+              <w:rPr>
+                <w:b w:val="0"/>
+                <w:sz w:val="20"/>
+              </w:rPr>
+              <w:t>/</w:t>
+            </w:r>
+          </w:p>
+        </w:tc>
+        <w:tc>
+          <w:tcPr>
+            <w:tcW w:type="dxa" w:w="1296"/>
+            <w:vAlign w:val="center"/>
+            <w:shd w:fill="FFFFFF"/>
+          </w:tcPr>
+          <w:p>
+            <w:pPr>
+              <w:spacing w:after="20" w:before="20" w:line="250" w:lineRule="auto"/>
+            </w:pPr>
+            <w:r>
+              <w:rPr>
+                <w:b w:val="0"/>
+                <w:sz w:val="20"/>
+              </w:rPr>
+              <w:t>200, HTML</w:t>
+            </w:r>
+          </w:p>
+        </w:tc>
+        <w:tc>
+          <w:tcPr>
+            <w:tcW w:type="dxa" w:w="5616"/>
+            <w:vAlign w:val="center"/>
+            <w:shd w:fill="FFFFFF"/>
+          </w:tcPr>
+          <w:p>
+            <w:pPr>
+              <w:spacing w:after="20" w:before="20" w:line="250" w:lineRule="auto"/>
+            </w:pPr>
+            <w:r>
+              <w:rPr>
+                <w:b w:val="0"/>
+                <w:sz w:val="20"/>
+              </w:rPr>
+              <w:t>Landing page reachable</w:t>
+            </w:r>
+          </w:p>
+        </w:tc>
+      </w:tr>
+      <w:tr>
+        <w:trPr>
+          <w:cantSplit/>
+        </w:trPr>
+        <w:tc>
+          <w:tcPr>
+            <w:tcW w:type="dxa" w:w="2880"/>
+            <w:vAlign w:val="center"/>
+            <w:shd w:fill="F5F5F5"/>
+          </w:tcPr>
+          <w:p>
+            <w:pPr>
+              <w:spacing w:after="20" w:before="20" w:line="250" w:lineRule="auto"/>
+            </w:pPr>
+            <w:r>
+              <w:rPr>
+                <w:b w:val="0"/>
+                <w:sz w:val="20"/>
+              </w:rPr>
+              <w:t>/static/css/style.css</w:t>
+            </w:r>
+          </w:p>
+        </w:tc>
+        <w:tc>
+          <w:tcPr>
+            <w:tcW w:type="dxa" w:w="1296"/>
+            <w:vAlign w:val="center"/>
+            <w:shd w:fill="F5F5F5"/>
+          </w:tcPr>
+          <w:p>
+            <w:pPr>
+              <w:spacing w:after="20" w:before="20" w:line="250" w:lineRule="auto"/>
+            </w:pPr>
+            <w:r>
+              <w:rPr>
+                <w:b w:val="0"/>
+                <w:sz w:val="20"/>
+              </w:rPr>
+              <w:t>404</w:t>
+            </w:r>
+          </w:p>
+        </w:tc>
+        <w:tc>
+          <w:tcPr>
+            <w:tcW w:type="dxa" w:w="5616"/>
+            <w:vAlign w:val="center"/>
+            <w:shd w:fill="F5F5F5"/>
+          </w:tcPr>
+          <w:p>
+            <w:pPr>
+              <w:spacing w:after="20" w:before="20" w:line="250" w:lineRule="auto"/>
+            </w:pPr>
+            <w:r>
+              <w:rPr>
+                <w:b w:val="0"/>
+                <w:sz w:val="20"/>
+              </w:rPr>
+              <w:t>Checked local stylesheet unavailable</w:t>
+            </w:r>
+          </w:p>
+        </w:tc>
+      </w:tr>
+      <w:tr>
+        <w:trPr>
+          <w:cantSplit/>
+        </w:trPr>
+        <w:tc>
+          <w:tcPr>
+            <w:tcW w:type="dxa" w:w="2880"/>
+            <w:vAlign w:val="center"/>
+            <w:shd w:fill="FFFFFF"/>
+          </w:tcPr>
+          <w:p>
+            <w:pPr>
+              <w:spacing w:after="20" w:before="20" w:line="250" w:lineRule="auto"/>
+            </w:pPr>
+            <w:r>
+              <w:rPr>
+                <w:b w:val="0"/>
+                <w:sz w:val="20"/>
+              </w:rPr>
+              <w:t>/static/js/main.js</w:t>
+            </w:r>
+          </w:p>
+        </w:tc>
+        <w:tc>
+          <w:tcPr>
+            <w:tcW w:type="dxa" w:w="1296"/>
+            <w:vAlign w:val="center"/>
+            <w:shd w:fill="FFFFFF"/>
+          </w:tcPr>
+          <w:p>
+            <w:pPr>
+              <w:spacing w:after="20" w:before="20" w:line="250" w:lineRule="auto"/>
+            </w:pPr>
+            <w:r>
+              <w:rPr>
+                <w:b w:val="0"/>
+                <w:sz w:val="20"/>
+              </w:rPr>
+              <w:t>404</w:t>
+            </w:r>
+          </w:p>
+        </w:tc>
+        <w:tc>
+          <w:tcPr>
+            <w:tcW w:type="dxa" w:w="5616"/>
+            <w:vAlign w:val="center"/>
+            <w:shd w:fill="FFFFFF"/>
+          </w:tcPr>
+          <w:p>
+            <w:pPr>
+              <w:spacing w:after="20" w:before="20" w:line="250" w:lineRule="auto"/>
+            </w:pPr>
+            <w:r>
+              <w:rPr>
+                <w:b w:val="0"/>
+                <w:sz w:val="20"/>
+              </w:rPr>
+              <w:t>Checked local script unavailable</w:t>
+            </w:r>
+          </w:p>
+        </w:tc>
+      </w:tr>
+      <w:tr>
+        <w:trPr>
+          <w:cantSplit/>
+        </w:trPr>
+        <w:tc>
+          <w:tcPr>
+            <w:tcW w:type="dxa" w:w="2880"/>
+            <w:vAlign w:val="center"/>
+            <w:shd w:fill="F5F5F5"/>
+          </w:tcPr>
+          <w:p>
+            <w:pPr>
+              <w:spacing w:after="20" w:before="20" w:line="250" w:lineRule="auto"/>
+            </w:pPr>
+            <w:r>
+              <w:rPr>
+                <w:b w:val="0"/>
+                <w:sz w:val="20"/>
+              </w:rPr>
+              <w:t>/health/live/</w:t>
+            </w:r>
+          </w:p>
+        </w:tc>
+        <w:tc>
+          <w:tcPr>
+            <w:tcW w:type="dxa" w:w="1296"/>
+            <w:vAlign w:val="center"/>
+            <w:shd w:fill="F5F5F5"/>
+          </w:tcPr>
+          <w:p>
+            <w:pPr>
+              <w:spacing w:after="20" w:before="20" w:line="250" w:lineRule="auto"/>
+            </w:pPr>
+            <w:r>
+              <w:rPr>
+                <w:b w:val="0"/>
+                <w:sz w:val="20"/>
+              </w:rPr>
+              <w:t>404</w:t>
+            </w:r>
+          </w:p>
+        </w:tc>
+        <w:tc>
+          <w:tcPr>
+            <w:tcW w:type="dxa" w:w="5616"/>
+            <w:vAlign w:val="center"/>
+            <w:shd w:fill="F5F5F5"/>
+          </w:tcPr>
+          <w:p>
+            <w:pPr>
+              <w:spacing w:after="20" w:before="20" w:line="250" w:lineRule="auto"/>
+            </w:pPr>
+            <w:r>
+              <w:rPr>
+                <w:b w:val="0"/>
+                <w:sz w:val="20"/>
+              </w:rPr>
+              <w:t>Assessed operational response unavailable</w:t>
+            </w:r>
+          </w:p>
+        </w:tc>
+      </w:tr>
+      <w:tr>
+        <w:trPr>
+          <w:cantSplit/>
+        </w:trPr>
+        <w:tc>
+          <w:tcPr>
+            <w:tcW w:type="dxa" w:w="2880"/>
+            <w:vAlign w:val="center"/>
+            <w:shd w:fill="FFFFFF"/>
+          </w:tcPr>
+          <w:p>
+            <w:pPr>
+              <w:spacing w:after="20" w:before="20" w:line="250" w:lineRule="auto"/>
+            </w:pPr>
+            <w:r>
+              <w:rPr>
+                <w:b w:val="0"/>
+                <w:sz w:val="20"/>
+              </w:rPr>
+              <w:t>/health/ready/</w:t>
+            </w:r>
+          </w:p>
+        </w:tc>
+        <w:tc>
+          <w:tcPr>
+            <w:tcW w:type="dxa" w:w="1296"/>
+            <w:vAlign w:val="center"/>
+            <w:shd w:fill="FFFFFF"/>
+          </w:tcPr>
+          <w:p>
+            <w:pPr>
+              <w:spacing w:after="20" w:before="20" w:line="250" w:lineRule="auto"/>
+            </w:pPr>
+            <w:r>
+              <w:rPr>
+                <w:b w:val="0"/>
+                <w:sz w:val="20"/>
+              </w:rPr>
+              <w:t>404</w:t>
+            </w:r>
+          </w:p>
+        </w:tc>
+        <w:tc>
+          <w:tcPr>
+            <w:tcW w:type="dxa" w:w="5616"/>
+            <w:vAlign w:val="center"/>
+            <w:shd w:fill="FFFFFF"/>
+          </w:tcPr>
+          <w:p>
+            <w:pPr>
+              <w:spacing w:after="20" w:before="20" w:line="250" w:lineRule="auto"/>
+            </w:pPr>
+            <w:r>
+              <w:rPr>
+                <w:b w:val="0"/>
+                <w:sz w:val="20"/>
+              </w:rPr>
+              <w:t>Assessed readiness response unavailable</w:t>
+            </w:r>
+          </w:p>
+        </w:tc>
+      </w:tr>
+    </w:tbl>
+    <w:p>
+      <w:pPr>
+        <w:spacing w:after="80" w:before="0" w:line="240" w:lineRule="auto"/>
+      </w:pPr>
+      <w:r>
+        <w:rPr>
+          <w:sz w:val="4"/>
+        </w:rPr>
       </w:r>
     </w:p>
     <w:p>
@@ -3773,7 +5412,7 @@
         <w:rPr>
           <w:sz w:val="21"/>
         </w:rPr>
-        <w:t>The identifiers below originate in the repository specification. The observation column distinguishes committed regression tests, additional local probes and source inspection. A partial result does not imply that the complete requirement is accepted.</w:t>
+        <w:t>The identifiers originate in REQUIREMENTS.md. A supported selected scenario is not acceptance of every clause in a requirement. Committed tests, fresh local probes and source-only observations are distinguished below.</w:t>
       </w:r>
     </w:p>
     <w:tbl>
@@ -3843,7 +5482,7 @@
                 <w:b/>
                 <w:sz w:val="20"/>
               </w:rPr>
-              <w:t>Implementation or evidence</w:t>
+              <w:t>Implementation or execution evidence</w:t>
             </w:r>
           </w:p>
         </w:tc>
@@ -3906,7 +5545,7 @@
                 <w:b w:val="0"/>
                 <w:sz w:val="20"/>
               </w:rPr>
-              <w:t>Authentication views and tests; PR 6</w:t>
+              <w:t>Authentication regressions retained and passing</w:t>
             </w:r>
           </w:p>
         </w:tc>
@@ -3925,7 +5564,7 @@
                 <w:b w:val="0"/>
                 <w:sz w:val="20"/>
               </w:rPr>
-              <w:t>Public-role restrictions and safe redirects tested</w:t>
+              <w:t>Public-role and safe-redirect controls tested</w:t>
             </w:r>
           </w:p>
         </w:tc>
@@ -3968,7 +5607,7 @@
                 <w:b w:val="0"/>
                 <w:sz w:val="20"/>
               </w:rPr>
-              <w:t>UserViewSet and synthetic registrar PATCH</w:t>
+              <w:t>Fresh registrar PATCH probe against UserViewSet</w:t>
             </w:r>
           </w:p>
         </w:tc>
@@ -3987,7 +5626,7 @@
                 <w:b w:val="0"/>
                 <w:sz w:val="20"/>
               </w:rPr>
-              <w:t>Gap: registrar could change its own role</w:t>
+              <w:t>Gap: own role changed to ADMINISTRATOR</w:t>
             </w:r>
           </w:p>
         </w:tc>
@@ -4030,7 +5669,7 @@
                 <w:b w:val="0"/>
                 <w:sz w:val="20"/>
               </w:rPr>
-              <w:t>Qualification and Certificate APIs and models</w:t>
+              <w:t>Qualification and Certificate models and protected APIs</w:t>
             </w:r>
           </w:p>
         </w:tc>
@@ -4049,7 +5688,7 @@
                 <w:b w:val="0"/>
                 <w:sz w:val="20"/>
               </w:rPr>
-              <w:t>Implemented paths; complete issuance acceptance tests absent</w:t>
+              <w:t>Implemented paths; complete issuance acceptance pending</w:t>
             </w:r>
           </w:p>
         </w:tc>
@@ -4073,7 +5712,7 @@
                 <w:b w:val="0"/>
                 <w:sz w:val="20"/>
               </w:rPr>
-              <w:t>FR-SRCH-01 and FR-SRCH-08</w:t>
+              <w:t>FR-REG-05 and FR-REG-06</w:t>
             </w:r>
           </w:p>
         </w:tc>
@@ -4092,7 +5731,7 @@
                 <w:b w:val="0"/>
                 <w:sz w:val="20"/>
               </w:rPr>
-              <w:t>Shared helper; synthetic public and registrar probes</w:t>
+              <w:t>Count-based numbering and one-to-one Student relationship</w:t>
             </w:r>
           </w:p>
         </w:tc>
@@ -4111,7 +5750,7 @@
                 <w:b w:val="0"/>
                 <w:sz w:val="20"/>
               </w:rPr>
-              <w:t>Exact public identifiers work; identity search restricted</w:t>
+              <w:t>Collision and multiple-award requirements remain open</w:t>
             </w:r>
           </w:p>
         </w:tc>
@@ -4135,7 +5774,7 @@
                 <w:b w:val="0"/>
                 <w:sz w:val="20"/>
               </w:rPr>
-              <w:t>FR-SRCH-05</w:t>
+              <w:t>FR-SRCH-07 and FR-SRCH-08</w:t>
             </w:r>
           </w:p>
         </w:tc>
@@ -4154,7 +5793,7 @@
                 <w:b w:val="0"/>
                 <w:sz w:val="20"/>
               </w:rPr>
-              <w:t>Helper uses first matching name</w:t>
+              <w:t>New public/internal privacy tests and fresh probes</w:t>
             </w:r>
           </w:p>
         </w:tc>
@@ -4173,7 +5812,7 @@
                 <w:b w:val="0"/>
                 <w:sz w:val="20"/>
               </w:rPr>
-              <w:t>Gap: no ambiguous-name result selection</w:t>
+              <w:t>Selected identity restrictions and masking pass</w:t>
             </w:r>
           </w:p>
         </w:tc>
@@ -4197,7 +5836,7 @@
                 <w:b w:val="0"/>
                 <w:sz w:val="20"/>
               </w:rPr>
-              <w:t>FR-SRCH-07 and FR-SRCH-14</w:t>
+              <w:t>FR-SRCH-02 and FR-SRCH-05</w:t>
             </w:r>
           </w:p>
         </w:tc>
@@ -4216,7 +5855,7 @@
                 <w:b w:val="0"/>
                 <w:sz w:val="20"/>
               </w:rPr>
-              <w:t>StudentSerializer, masking utility and local probes</w:t>
+              <w:t>Helper accepts one query and selects first match</w:t>
             </w:r>
           </w:p>
         </w:tc>
@@ -4235,7 +5874,7 @@
                 <w:b w:val="0"/>
                 <w:sz w:val="20"/>
               </w:rPr>
-              <w:t>Selected ID masking works; comprehensive regression coverage absent</w:t>
+              <w:t>Combined-filter and ambiguity handling remain open</w:t>
             </w:r>
           </w:p>
         </w:tc>
@@ -4278,7 +5917,7 @@
                 <w:b w:val="0"/>
                 <w:sz w:val="20"/>
               </w:rPr>
-              <w:t>Issue 9; PR 10; committed regression tests</w:t>
+              <w:t>Committed malformed-input regressions</w:t>
             </w:r>
           </w:p>
         </w:tc>
@@ -4297,7 +5936,7 @@
                 <w:b w:val="0"/>
                 <w:sz w:val="20"/>
               </w:rPr>
-              <w:t>Invalid verification inputs rejected safely</w:t>
+              <w:t>Selected validation cases pass</w:t>
             </w:r>
           </w:p>
         </w:tc>
@@ -4340,7 +5979,7 @@
                 <w:b w:val="0"/>
                 <w:sz w:val="20"/>
               </w:rPr>
-              <w:t>API scopes; PR 14; two throttle tests</w:t>
+              <w:t>Scoped API throttles and existing regressions</w:t>
             </w:r>
           </w:p>
         </w:tc>
@@ -4359,7 +5998,7 @@
                 <w:b w:val="0"/>
                 <w:sz w:val="20"/>
               </w:rPr>
-              <w:t>API limits tested; web routes remain uncovered</w:t>
+              <w:t>API limits pass; equivalent web coverage incomplete</w:t>
             </w:r>
           </w:p>
         </w:tc>
@@ -4383,7 +6022,7 @@
                 <w:b w:val="0"/>
                 <w:sz w:val="20"/>
               </w:rPr>
-              <w:t>FR-VER-03 to FR-VER-06</w:t>
+              <w:t>FR-SRCH-14</w:t>
             </w:r>
           </w:p>
         </w:tc>
@@ -4402,7 +6041,7 @@
                 <w:b w:val="0"/>
                 <w:sz w:val="20"/>
               </w:rPr>
-              <w:t>Status mapping and local probes</w:t>
+              <w:t>Internal ID-log masking tests and fresh probes</w:t>
             </w:r>
           </w:p>
         </w:tc>
@@ -4421,7 +6060,7 @@
                 <w:b w:val="0"/>
                 <w:sz w:val="20"/>
               </w:rPr>
-              <w:t>API outcomes work; suspended web display and lifecycle gaps</w:t>
+              <w:t>Recognised synthetic ID masked; broader retention acceptance pending</w:t>
             </w:r>
           </w:p>
         </w:tc>
@@ -4445,7 +6084,7 @@
                 <w:b w:val="0"/>
                 <w:sz w:val="20"/>
               </w:rPr>
-              <w:t>FR-VER-02</w:t>
+              <w:t>FR-VER-03 to FR-VER-06</w:t>
             </w:r>
           </w:p>
         </w:tc>
@@ -4464,7 +6103,7 @@
                 <w:b w:val="0"/>
                 <w:sz w:val="20"/>
               </w:rPr>
-              <w:t>QR scanner template and JavaScript</w:t>
+              <w:t>Fresh active, revoked, suspended and linked-student probes</w:t>
             </w:r>
           </w:p>
         </w:tc>
@@ -4483,7 +6122,7 @@
                 <w:b w:val="0"/>
                 <w:sz w:val="20"/>
               </w:rPr>
-              <w:t>Gap: camera preview without decoding</w:t>
+              <w:t>API mapping observed; lifecycle and web-display gaps remain</w:t>
             </w:r>
           </w:p>
         </w:tc>
@@ -4507,7 +6146,7 @@
                 <w:b w:val="0"/>
                 <w:sz w:val="20"/>
               </w:rPr>
-              <w:t>FR-VER-09 and FR-VER-10</w:t>
+              <w:t>FR-VER-02</w:t>
             </w:r>
           </w:p>
         </w:tc>
@@ -4526,7 +6165,7 @@
                 <w:b w:val="0"/>
                 <w:sz w:val="20"/>
               </w:rPr>
-              <w:t>PDF endpoint and synthetic access probe</w:t>
+              <w:t>Scanner template and JavaScript inspection</w:t>
             </w:r>
           </w:p>
         </w:tc>
@@ -4545,7 +6184,7 @@
                 <w:b w:val="0"/>
                 <w:sz w:val="20"/>
               </w:rPr>
-              <w:t>Gap: anonymous access to another verifier's report</w:t>
+              <w:t>Camera preview exists; decoding remains absent</w:t>
             </w:r>
           </w:p>
         </w:tc>
@@ -4569,7 +6208,7 @@
                 <w:b w:val="0"/>
                 <w:sz w:val="20"/>
               </w:rPr>
-              <w:t>FR-AUD series</w:t>
+              <w:t>FR-VER-09 and FR-VER-10</w:t>
             </w:r>
           </w:p>
         </w:tc>
@@ -4588,7 +6227,7 @@
                 <w:b w:val="0"/>
                 <w:sz w:val="20"/>
               </w:rPr>
-              <w:t>VerificationLog and AuditLog middleware</w:t>
+              <w:t>PDF-content tests pass; anonymous-download probe returns PDF</w:t>
             </w:r>
           </w:p>
         </w:tc>
@@ -4607,7 +6246,7 @@
                 <w:b w:val="0"/>
                 <w:sz w:val="20"/>
               </w:rPr>
-              <w:t>Logs created; immutable domain history not implemented</w:t>
+              <w:t>Content checks pass; download authorisation gap remains</w:t>
             </w:r>
           </w:p>
         </w:tc>
@@ -4631,7 +6270,7 @@
                 <w:b w:val="0"/>
                 <w:sz w:val="20"/>
               </w:rPr>
-              <w:t>NFR-TEST and NFR-DEV series</w:t>
+              <w:t>FR-AUD series</w:t>
             </w:r>
           </w:p>
         </w:tc>
@@ -4650,7 +6289,7 @@
                 <w:b w:val="0"/>
                 <w:sz w:val="20"/>
               </w:rPr>
-              <w:t>CI log, coverage and Ruff results</w:t>
+              <w:t>Logs, employer isolation tests and middleware inspection</w:t>
             </w:r>
           </w:p>
         </w:tc>
@@ -4669,7 +6308,69 @@
                 <w:b w:val="0"/>
                 <w:sz w:val="20"/>
               </w:rPr>
-              <w:t>Tests/build pass; continuous quality and CD remain incomplete</w:t>
+              <w:t>Basic history supported; protected domain audit incomplete</w:t>
+            </w:r>
+          </w:p>
+        </w:tc>
+      </w:tr>
+      <w:tr>
+        <w:trPr>
+          <w:cantSplit/>
+        </w:trPr>
+        <w:tc>
+          <w:tcPr>
+            <w:tcW w:type="dxa" w:w="2232"/>
+            <w:vAlign w:val="center"/>
+            <w:shd w:fill="F5F5F5"/>
+          </w:tcPr>
+          <w:p>
+            <w:pPr>
+              <w:spacing w:after="20" w:before="20" w:line="250" w:lineRule="auto"/>
+            </w:pPr>
+            <w:r>
+              <w:rPr>
+                <w:b w:val="0"/>
+                <w:sz w:val="20"/>
+              </w:rPr>
+              <w:t>NFR-TEST and NFR-DEV series</w:t>
+            </w:r>
+          </w:p>
+        </w:tc>
+        <w:tc>
+          <w:tcPr>
+            <w:tcW w:type="dxa" w:w="3888"/>
+            <w:vAlign w:val="center"/>
+            <w:shd w:fill="F5F5F5"/>
+          </w:tcPr>
+          <w:p>
+            <w:pPr>
+              <w:spacing w:after="20" w:before="20" w:line="250" w:lineRule="auto"/>
+            </w:pPr>
+            <w:r>
+              <w:rPr>
+                <w:b w:val="0"/>
+                <w:sz w:val="20"/>
+              </w:rPr>
+              <w:t>Current tests, coverage, Ruff, PostgreSQL, Docker and GHCR jobs</w:t>
+            </w:r>
+          </w:p>
+        </w:tc>
+        <w:tc>
+          <w:tcPr>
+            <w:tcW w:type="dxa" w:w="3672"/>
+            <w:vAlign w:val="center"/>
+            <w:shd w:fill="F5F5F5"/>
+          </w:tcPr>
+          <w:p>
+            <w:pPr>
+              <w:spacing w:after="20" w:before="20" w:line="250" w:lineRule="auto"/>
+            </w:pPr>
+            <w:r>
+              <w:rPr>
+                <w:b w:val="0"/>
+                <w:sz w:val="20"/>
+              </w:rPr>
+              <w:t>Configured gates and delivery pass; final acceptance remains partial</w:t>
             </w:r>
           </w:p>
         </w:tc>
@@ -4688,7 +6389,76 @@
     <w:p>
       <w:pPr>
         <w:pStyle w:val="Heading2"/>
-        <w:pageBreakBefore/>
+      </w:pPr>
+      <w:r>
+        <w:t>Named regression evidence</w:t>
+      </w:r>
+    </w:p>
+    <w:p>
+      <w:pPr>
+        <w:spacing w:line="257" w:lineRule="auto" w:after="100"/>
+      </w:pPr>
+      <w:r>
+        <w:rPr>
+          <w:sz w:val="21"/>
+        </w:rPr>
+        <w:t>tests/test_quality_workflows.py includes test_public_identity_search_does_not_disclose_certificate, test_registrar_identity_search_masks_id_and_log, test_public_certificate_verification_omits_national_id and test_employer_export_and_portal_isolate_history. It also checks PDF text, restricted administrative access, student-search masking and report totals.</w:t>
+      </w:r>
+    </w:p>
+    <w:p>
+      <w:pPr>
+        <w:spacing w:line="257" w:lineRule="auto" w:after="100"/>
+      </w:pPr>
+      <w:r>
+        <w:rPr>
+          <w:sz w:val="21"/>
+        </w:rPr>
+        <w:t>tests/test_delivery.py covers missing production configuration, weak secrets, unrestricted hosts, production defaults, explicit proxy trust, liveness without a database, readiness failures and rejection of writes to health endpoints. Its 17 collected cases include parameterised inputs.</w:t>
+      </w:r>
+    </w:p>
+    <w:p>
+      <w:pPr>
+        <w:spacing w:line="257" w:lineRule="auto" w:after="100"/>
+      </w:pPr>
+      <w:r>
+        <w:rPr>
+          <w:sz w:val="21"/>
+        </w:rPr>
+        <w:t xml:space="preserve">Pinned test source: </w:t>
+      </w:r>
+      <w:hyperlink r:id="rId36">
+        <w:r>
+          <w:rPr>
+            <w:color w:val="000000"/>
+            <w:u w:val="single"/>
+          </w:rPr>
+          <w:t>Committed quality workflow tests</w:t>
+        </w:r>
+      </w:hyperlink>
+      <w:r>
+        <w:rPr>
+          <w:sz w:val="21"/>
+        </w:rPr>
+        <w:t xml:space="preserve"> ; </w:t>
+      </w:r>
+      <w:hyperlink r:id="rId37">
+        <w:r>
+          <w:rPr>
+            <w:color w:val="000000"/>
+            <w:u w:val="single"/>
+          </w:rPr>
+          <w:t>Committed delivery tests</w:t>
+        </w:r>
+      </w:hyperlink>
+      <w:r>
+        <w:rPr>
+          <w:sz w:val="21"/>
+        </w:rPr>
+      </w:r>
+    </w:p>
+    <w:p>
+      <w:pPr>
+        <w:pStyle w:val="Heading2"/>
       </w:pPr>
       <w:r>
         <w:t>Additional behavioural observations</w:t>
@@ -4702,7 +6472,7 @@
         <w:rPr>
           <w:sz w:val="21"/>
         </w:rPr>
-        <w:t>The following probes ran against the pinned code and a separate synthetic SQLite database after applying migrations. They are inspection observations, not additional committed tests or a completed user-acceptance exercise.</w:t>
+        <w:t>These probes were rerun against the assessed commit using a separate synthetic SQLite database after applying migrations. They are inspection observations, not additional committed tests or a completed user-acceptance exercise.</w:t>
       </w:r>
     </w:p>
     <w:tbl>
@@ -4835,7 +6605,7 @@
                 <w:b w:val="0"/>
                 <w:sz w:val="20"/>
               </w:rPr>
-              <w:t>HTTP 200 and VERIFIED; full National ID absent</w:t>
+              <w:t>HTTP 200, VERIFIED; no full National ID</w:t>
             </w:r>
           </w:p>
         </w:tc>
@@ -4854,7 +6624,7 @@
                 <w:b w:val="0"/>
                 <w:sz w:val="20"/>
               </w:rPr>
-              <w:t>Expected boundary observed</w:t>
+              <w:t>Expected tested boundary observed</w:t>
             </w:r>
           </w:p>
         </w:tc>
@@ -4897,7 +6667,7 @@
                 <w:b w:val="0"/>
                 <w:sz w:val="20"/>
               </w:rPr>
-              <w:t>HTTP 404 and INVALID; no certificate details</w:t>
+              <w:t>HTTP 404, INVALID; no certificate details</w:t>
             </w:r>
           </w:p>
         </w:tc>
@@ -4916,7 +6686,7 @@
                 <w:b w:val="0"/>
                 <w:sz w:val="20"/>
               </w:rPr>
-              <w:t>Expected boundary observed</w:t>
+              <w:t>Expected tested boundary observed</w:t>
             </w:r>
           </w:p>
         </w:tc>
@@ -4959,7 +6729,7 @@
                 <w:b w:val="0"/>
                 <w:sz w:val="20"/>
               </w:rPr>
-              <w:t>HTTP 200 and VERIFIED; masked National ID</w:t>
+              <w:t>HTTP 200, VERIFIED; masked National ID</w:t>
             </w:r>
           </w:p>
         </w:tc>
@@ -4978,7 +6748,7 @@
                 <w:b w:val="0"/>
                 <w:sz w:val="20"/>
               </w:rPr>
-              <w:t>Internal search retained</w:t>
+              <w:t>Internal retrieval retained</w:t>
             </w:r>
           </w:p>
         </w:tc>
@@ -5021,7 +6791,7 @@
                 <w:b w:val="0"/>
                 <w:sz w:val="20"/>
               </w:rPr>
-              <w:t>No raw synthetic National ID retained in query field</w:t>
+              <w:t>Raw synthetic ID absent from query field</w:t>
             </w:r>
           </w:p>
         </w:tc>
@@ -5164,7 +6934,7 @@
                 <w:b w:val="0"/>
                 <w:sz w:val="20"/>
               </w:rPr>
-              <w:t>Presentation defect</w:t>
+              <w:t>Presentation defect reproduced</w:t>
             </w:r>
           </w:p>
         </w:tc>
@@ -5226,7 +6996,7 @@
                 <w:b w:val="0"/>
                 <w:sz w:val="20"/>
               </w:rPr>
-              <w:t>Lifecycle inconsistency</w:t>
+              <w:t>Lifecycle inconsistency reproduced</w:t>
             </w:r>
           </w:p>
         </w:tc>
@@ -5250,7 +7020,7 @@
                 <w:b w:val="0"/>
                 <w:sz w:val="20"/>
               </w:rPr>
-              <w:t>Anonymous download of employer verification PDF</w:t>
+              <w:t>Anonymous employer-report download</w:t>
             </w:r>
           </w:p>
         </w:tc>
@@ -5269,7 +7039,7 @@
                 <w:b w:val="0"/>
                 <w:sz w:val="20"/>
               </w:rPr>
-              <w:t>HTTP 200 and valid PDF bytes</w:t>
+              <w:t>HTTP 200 and PDF bytes</w:t>
             </w:r>
           </w:p>
         </w:tc>
@@ -5288,7 +7058,7 @@
                 <w:b w:val="0"/>
                 <w:sz w:val="20"/>
               </w:rPr>
-              <w:t>Ownership control absent</w:t>
+              <w:t>Download authorisation gap reproduced</w:t>
             </w:r>
           </w:p>
         </w:tc>
@@ -5350,7 +7120,7 @@
                 <w:b w:val="0"/>
                 <w:sz w:val="20"/>
               </w:rPr>
-              <w:t>Object access gap</w:t>
+              <w:t>Object-access gap reproduced</w:t>
             </w:r>
           </w:p>
         </w:tc>
@@ -5374,7 +7144,7 @@
                 <w:b w:val="0"/>
                 <w:sz w:val="20"/>
               </w:rPr>
-              <w:t>Registrar updates own role through user API</w:t>
+              <w:t>Registrar changes own privileged role</w:t>
             </w:r>
           </w:p>
         </w:tc>
@@ -5498,7 +7268,7 @@
         <w:rPr>
           <w:sz w:val="21"/>
         </w:rPr>
-        <w:t>Source locations: backend/authentication/views.py; backend/authentication/permissions.py; backend/students/serializers.py; backend/qualifications/models.py; backend/qualifications/views.py; backend/verification/views.py; backend/verification/utils.py; backend/audit/middleware.py; backend/templates/verify.html; backend/templates/qr_scanner.html; tests/test_authentication.py; tests/test_verification.py.</w:t>
+        <w:t>Relevant source includes backend/authentication/views.py and serializers.py; backend/qualifications/models.py and views.py; backend/verification/views.py and utils.py; backend/audit/middleware.py; and the verification and scanner templates. The findings describe the inspected development version and should not be used to infer unknown hosted behaviour.</w:t>
       </w:r>
     </w:p>
     <w:p>
@@ -5533,7 +7303,7 @@
                     <pic:cNvPicPr/>
                   </pic:nvPicPr>
                   <pic:blipFill>
-                    <a:blip r:embed="rId32"/>
+                    <a:blip r:embed="rId38"/>
                     <a:stretch>
                       <a:fillRect/>
                     </a:stretch>
@@ -5557,7 +7327,7 @@
         <w:pStyle w:val="Caption"/>
       </w:pPr>
       <w:r>
-        <w:t>Figure 2 shows the principal implemented relationships. A parent may have no related record; every existing certificate requires one student and one qualification. User references in the two log models are nullable. Student deletion cascades to its certificate; certificate deletion leaves verification logs with a null certificate reference. Qualification deletion is protected when referenced.</w:t>
+        <w:t>Figure 2 shows the principal implemented relationships. A parent may have no related records; each existing certificate requires one student and one qualification. User references in both log models are nullable. Student deletion cascades to its certificate; certificate deletion leaves verification logs with a null certificate reference. Qualification deletion is protected while referenced.</w:t>
       </w:r>
     </w:p>
     <w:p>
@@ -5568,7 +7338,18 @@
         <w:rPr>
           <w:sz w:val="21"/>
         </w:rPr>
-        <w:t>This report was prepared with AI assistance for repository inspection, execution analysis, diagrams and drafting. It records observed implementation and evidence separately from recommendations. No repository changes, pull-request submissions or deployment changes were made as part of preparing the report. Team responsibility allocations are reproduced from CONTRIBUTING.md; individual contributions should be supported by each member's own evidence and reflection.</w:t>
+        <w:t>This updated report was prepared with AI assistance for repository inspection, execution analysis, diagrams and drafting. Observed implementation and evidence are distinguished from proposed work. No repository commits, pull-request submissions, merges or live deployment changes were made while preparing this update. The document records the existing repository state; submitting the revised report to the repository is a separate publication step.</w:t>
+      </w:r>
+    </w:p>
+    <w:p>
+      <w:pPr>
+        <w:spacing w:line="257" w:lineRule="auto" w:after="100"/>
+      </w:pPr>
+      <w:r>
+        <w:rPr>
+          <w:sz w:val="21"/>
+        </w:rPr>
+        <w:t>Team responsibilities follow CONTRIBUTING.md. Individual contribution reports provide each member's evidence of actual work, lessons and challenges.</w:t>
       </w:r>
     </w:p>
     <w:sectPr>
